--- a/rajasthan-nurse-50/Test_49_Full_Test_Ordered.docx
+++ b/rajasthan-nurse-50/Test_49_Full_Test_Ordered.docx
@@ -34,7 +34,7 @@
     </w:p>
     <w:p>
       <w:r>
-        <w:t>Solution: Pulmonary TB is the most common and infectious form.</w:t>
+        <w:t>Solution: ✅ Correct Answer: A. Pulmonary tuberculosis | 🧠 Clinical Rationale: Pulmonary TB is the most common and infectious form. | ❌ Why Not Others? | B — Miliary: Treat index cases, BCG, and complete ATT. | C — Meningeal: Treat index cases, BCG, and complete ATT. | D — Renal: Hyperkalaemia can cause arrhythmias; treat with calcium, insulin-glucose, and exchange. | ⚠️ Exam Trap: Read the exact question — the correct fact and its look-alike options are easy to interchange. | 💎 PNC Pearl: Pulmonary tuberculosis → Pulmonary TB is the most common and infectious form</w:t>
       </w:r>
     </w:p>
     <w:p>
@@ -79,7 +79,7 @@
     </w:p>
     <w:p>
       <w:r>
-        <w:t>Solution: Rapid strep test guides penicillin for bacterial cases.</w:t>
+        <w:t>Solution: ✅ Correct Answer: A. Viral pharyngitis | 🧠 Clinical Rationale: Rapid strep test guides penicillin for bacterial cases. | ❌ Why Not Others? | B — Strep always: not the appropriate nursing action here | C — Diet: INH depletes B6; supplement to prevent neuropathy. | D — Exercise: Calcium, vitamin D, and fall prevention maintain bone health. | ⚠️ Exam Trap: Read the exact question — the correct fact and its look-alike options are easy to interchange. | 💎 PNC Pearl: Viral pharyngitis → Rapid strep test guides penicillin for bacterial cases</w:t>
       </w:r>
     </w:p>
     <w:p>
@@ -124,7 +124,7 @@
     </w:p>
     <w:p>
       <w:r>
-        <w:t>Solution: Uterine overdistension in twins commonly triggers preterm birth; both babies tend to be LBW.</w:t>
+        <w:t>Solution: ✅ Correct Answer: A. Preterm labour and low birth weight | 🧠 Clinical Rationale: Uterine overdistension in twins commonly triggers preterm birth; both babies tend to be LBW. | ❌ Why Not Others? | B — Post-term delivery: not the appropriate nursing action here | C — Macrosomia: Instrumental or obstructed delivery of large babies causes brachial plexus, clavicle, and cephalhaematoma i... | D — Polycythaemia: not the appropriate nursing action here | ⚠️ Exam Trap: Read the exact question — the correct fact and its look-alike options are easy to interchange. | 💎 PNC Pearl: Preterm labour and low birth weight → Uterine overdistension in twins commonly triggers preterm birth; both babies tend to be LBW</w:t>
       </w:r>
     </w:p>
     <w:p>
@@ -169,7 +169,7 @@
     </w:p>
     <w:p>
       <w:r>
-        <w:t>Solution: Glutaraldehyde is a high-level chemical sterilant.</w:t>
+        <w:t>Solution: ✅ Correct Answer: A. Cold-sterilise heat-sensitive instruments | 🧠 Clinical Rationale: Glutaraldehyde is a high-level chemical sterilant. | ❌ Why Not Others? | B — Sterilise with heat: not the appropriate nursing action here | C — Disinfect skin: not the appropriate nursing action here | D — Fix cultures: not the appropriate nursing action here | ⚠️ Exam Trap: Don’t confuse "Cold-sterilise heat-sensitive instruments" with "Sterilise with heat" — they look alike and are easy to interchange. | 💎 PNC Pearl: Cold-sterilise heat-sensitive instruments → Glutaraldehyde is a high-level chemical sterilant</w:t>
       </w:r>
     </w:p>
     <w:p>
@@ -214,7 +214,7 @@
     </w:p>
     <w:p>
       <w:r>
-        <w:t>Solution: High-flow oxygen displaces CO from haemoglobin.</w:t>
+        <w:t>Solution: ✅ Correct Answer: A. 100% oxygen (hyperbaric in severe cases) | 🧠 Clinical Rationale: High-flow oxygen displaces CO from haemoglobin. | ❌ Why Not Others? | B — Naloxone: Reverses opioid-induced respiratory depression. | C — Methylene blue: not the appropriate nursing action here | D — Dantrolene: Relaxes skeletal muscle and lowers the fever. | ⚠️ Exam Trap: Read the exact question — the correct fact and its look-alike options are easy to interchange. | 💎 PNC Pearl: 100% oxygen (hyperbaric in severe cases) → High-flow oxygen displaces CO from haemoglobin</w:t>
       </w:r>
     </w:p>
     <w:p>
@@ -259,7 +259,7 @@
     </w:p>
     <w:p>
       <w:r>
-        <w:t>Solution: Identify triggers and unmet needs; use distraction and calm approaches.</w:t>
+        <w:t>Solution: ✅ Correct Answer: A. Frustration, pain, and unmet needs | 🧠 Clinical Rationale: Identify triggers and unmet needs; use distraction and calm approaches. | ❌ Why Not Others? | B — Malice: not the appropriate nursing action here | C — Diet: INH depletes B6; supplement to prevent neuropathy. | D — Exercise: Calcium, vitamin D, and fall prevention maintain bone health. | ⚠️ Exam Trap: Read the exact question — the correct fact and its look-alike options are easy to interchange. | 💎 PNC Pearl: Frustration, pain, and unmet needs → Identify triggers and unmet needs; use distraction and calm approaches</w:t>
       </w:r>
     </w:p>
     <w:p>
@@ -304,7 +304,7 @@
     </w:p>
     <w:p>
       <w:r>
-        <w:t>Solution: Kangaroo mother care and thermal protection prevent hypothermia.</w:t>
+        <w:t>Solution: ✅ Correct Answer: A. Heat loss after birth | 🧠 Clinical Rationale: Kangaroo mother care and thermal protection prevent hypothermia. | ❌ Why Not Others? | B — Overdressing: Avoid overdressing; keep the baby cool and dry. | C — Diet: INH depletes B6; supplement to prevent neuropathy. | D — Climate: NMSA promotes sustainable agriculture. | ⚠️ Exam Trap: Read the exact question — the correct fact and its look-alike options are easy to interchange. | 💎 PNC Pearl: Heat loss after birth → Kangaroo mother care and thermal protection prevent hypothermia</w:t>
       </w:r>
     </w:p>
     <w:p>
@@ -349,7 +349,7 @@
     </w:p>
     <w:p>
       <w:r>
-        <w:t>Solution: The epiglottis guards the airway during swallowing.</w:t>
+        <w:t>Solution: ✅ Correct Answer: A. Prevent food from entering the larynx | 🧠 Clinical Rationale: The epiglottis guards the airway during swallowing. | ❌ Why Not Others? | B — Produce sound: not the appropriate nursing action here | C — Filter air: not the appropriate nursing action here | D — Moisten air: not the appropriate nursing action here | ⚠️ Exam Trap: Read the exact question — the correct fact and its look-alike options are easy to interchange. | 💎 PNC Pearl: Prevent food from entering the larynx → The epiglottis guards the airway during swallowing</w:t>
       </w:r>
     </w:p>
     <w:p>
@@ -394,7 +394,7 @@
     </w:p>
     <w:p>
       <w:r>
-        <w:t>Solution: Thrombolysis risks haemorrhage.</w:t>
+        <w:t>Solution: ✅ Correct Answer: A. Bleeding and vital signs | 🧠 Clinical Rationale: Thrombolysis risks haemorrhage. | ❌ Why Not Others? | B — Only appetite: not the appropriate nursing action here | C — Only sleep: not the appropriate nursing action here | D — Nothing: Never induce vomiting after hydrocarbon ingestion — aspiration pneumonia risk; obtain urgent care. | ⚠️ Exam Trap: Read the exact question — the correct fact and its look-alike options are easy to interchange. | 💎 PNC Pearl: Bleeding and vital signs → Thrombolysis risks haemorrhage</w:t>
       </w:r>
     </w:p>
     <w:p>
@@ -439,7 +439,7 @@
     </w:p>
     <w:p>
       <w:r>
-        <w:t>Solution: Camps and education increase voluntary donation.</w:t>
+        <w:t>Solution: ✅ Correct Answer: A. Awareness and access barriers | 🧠 Clinical Rationale: Camps and education increase voluntary donation. | ❌ Why Not Others? | B — Genetics: Diet and heredity drive LDL; statins and lifestyle lower it. | C — Climate: NMSA promotes sustainable agriculture. | D — Diet: INH depletes B6; supplement to prevent neuropathy. | ⚠️ Exam Trap: Read the exact question — the correct fact and its look-alike options are easy to interchange. | 💎 PNC Pearl: Awareness and access barriers → Camps and education increase voluntary donation</w:t>
       </w:r>
     </w:p>
     <w:p>
@@ -484,7 +484,7 @@
     </w:p>
     <w:p>
       <w:r>
-        <w:t>Solution: Treat ear infections early and screen newborns for hearing.</w:t>
+        <w:t>Solution: ✅ Correct Answer: A. Chronic otitis media and congenital causes | 🧠 Clinical Rationale: Treat ear infections early and screen newborns for hearing. | ❌ Why Not Others? | B — Loud music always: not the appropriate nursing action here | C — Diet: INH depletes B6; supplement to prevent neuropathy. | D — Exercise: Calcium, vitamin D, and fall prevention maintain bone health. | ⚠️ Exam Trap: Read the exact question — the correct fact and its look-alike options are easy to interchange. | 💎 PNC Pearl: Chronic otitis media and congenital causes → Treat ear infections early and screen newborns for hearing</w:t>
       </w:r>
     </w:p>
     <w:p>
@@ -529,7 +529,7 @@
     </w:p>
     <w:p>
       <w:r>
-        <w:t>Solution: Ureteral orifices mark the trigone.</w:t>
+        <w:t>Solution: ✅ Correct Answer: A. Trigone | 🧠 Clinical Rationale: Ureteral orifices mark the trigone. | ❌ Why Not Others? | B — Fundus: Implantation occurs in the upper posterior uterine wall (fundus), 6–10 days after fertilization. | C — Neck: Meningeal signs with cranial nerve palsy suggest TBM; CSF shows lymphocytosis. | D — Urethra: The urethra drains the bladder. | ⚠️ Exam Trap: Read the exact question — the correct fact and its look-alike options are easy to interchange. | 💎 PNC Pearl: Trigone → Ureteral orifices mark</w:t>
       </w:r>
     </w:p>
     <w:p>
@@ -574,7 +574,7 @@
     </w:p>
     <w:p>
       <w:r>
-        <w:t>Solution: B cells develop in the bone marrow.</w:t>
+        <w:t>Solution: ✅ Correct Answer: A. Bone marrow | 🧠 Clinical Rationale: B cells develop in the bone marrow. | ❌ Why Not Others? | B — Thymus: The thymus matures T-lymphocytes in childhood and atrophies after puberty. | C — Spleen: The spleen filters blood and recycles iron. | D — Lymph nodes only: not the appropriate nursing action here | ⚠️ Exam Trap: Read the exact question — the correct fact and its look-alike options are easy to interchange. | 💎 PNC Pearl: B cells develop in the bone marrow.</w:t>
       </w:r>
     </w:p>
     <w:p>
@@ -619,7 +619,7 @@
     </w:p>
     <w:p>
       <w:r>
-        <w:t>Solution: Complete documentation supports safety.</w:t>
+        <w:t>Solution: ✅ Correct Answer: A. With dose, route, time, and site if applicable | 🧠 Clinical Rationale: Complete documentation supports safety. | ❌ Why Not Others? | B — Only the name: not the appropriate nursing action here | C — Only the time: not the appropriate nursing action here | D — Nothing: Never induce vomiting after hydrocarbon ingestion — aspiration pneumonia risk; obtain urgent care. | ⚠️ Exam Trap: Read the exact question — the correct fact and its look-alike options are easy to interchange. | 💎 PNC Pearl: With dose, route, time, and site if applicable → Complete documentation supports safety</w:t>
       </w:r>
     </w:p>
     <w:p>
@@ -664,7 +664,7 @@
     </w:p>
     <w:p>
       <w:r>
-        <w:t>Solution: Both raise potassium; monitor closely.</w:t>
+        <w:t>Solution: ✅ Correct Answer: A. The combination can cause dangerous hyperkalaemia | 🧠 Clinical Rationale: Both raise potassium; monitor closely. | ❌ Why Not Others? | B — It is safe: not the appropriate nursing action here | C — It lowers potassium: not the appropriate nursing action here | D — It has no effect: not the appropriate nursing action here | ⚠️ Exam Trap: Read the exact question — the correct fact and its look-alike options are easy to interchange. | 💎 PNC Pearl: The combination can cause dangerous hyperkalaemia → Both raise potassium; monitor closely</w:t>
       </w:r>
     </w:p>
     <w:p>
@@ -709,7 +709,7 @@
     </w:p>
     <w:p>
       <w:r>
-        <w:t>Solution: The upper outer quadrant contains most breast tissue and most breast cancers.</w:t>
+        <w:t>Solution: ✅ Correct Answer: A. Upper outer quadrant | 🧠 Clinical Rationale: The upper outer quadrant contains most breast tissue and most breast cancers. | ❌ Why Not Others? | B — Lower inner quadrant: not the appropriate nursing action here | C — Nipple only: not the appropriate nursing action here | D — Axillary tail only: not the appropriate nursing action here | ⚠️ Exam Trap: Read the exact question — the correct fact and its look-alike options are easy to interchange. | 💎 PNC Pearl: Upper outer quadrant → contains most breast tissue and most breast cancers</w:t>
       </w:r>
     </w:p>
     <w:p>
@@ -754,7 +754,7 @@
     </w:p>
     <w:p>
       <w:r>
-        <w:t>Solution: Document assessments and follow standards.</w:t>
+        <w:t>Solution: ✅ Correct Answer: A. Negligence in assessment or monitoring | 🧠 Clinical Rationale: Document assessments and follow standards. | ❌ Why Not Others? | B — Bad outcome alone: not the appropriate nursing action here | C — Diet: INH depletes B6; supplement to prevent neuropathy. | D — Exercise: Calcium, vitamin D, and fall prevention maintain bone health. | ⚠️ Exam Trap: Read the exact question — the correct fact and its look-alike options are easy to interchange. | 💎 PNC Pearl: Negligence in assessment or monitoring → Document assessments and follow standards</w:t>
       </w:r>
     </w:p>
     <w:p>
@@ -799,7 +799,7 @@
     </w:p>
     <w:p>
       <w:r>
-        <w:t>Solution: ART for mother and infant, elective LSCS when indicated, and formula/PMTCT guidance prevent transmission.</w:t>
+        <w:t>Solution: ✅ Correct Answer: A. Antiretroviral therapy for mother and baby with safe delivery | 🧠 Clinical Rationale: ART for mother and infant, elective LSCS when indicated, and formula/PMTCT guidance prevent transmission. | ❌ Why Not Others? | B — Caesarean for all: not the appropriate nursing action here | C — Breastfeeding always: not the appropriate nursing action here | D — Vitamin A: Deficiency causes xerophthalmia and night blindness; high-dose vitamin A prevents it. | ⚠️ Exam Trap: Read the exact question — the correct fact and its look-alike options are easy to interchange. | 💎 PNC Pearl: Antiretroviral therapy for mother and baby with safe delivery → ART for mother and infant, elective LSCS when indicated, and formula/PMTCT guidance prevent transmission</w:t>
       </w:r>
     </w:p>
     <w:p>
@@ -844,7 +844,7 @@
     </w:p>
     <w:p>
       <w:r>
-        <w:t>Solution: Early discharge planning ensures continuity of care.</w:t>
+        <w:t>Solution: ✅ Correct Answer: A. At admission | 🧠 Clinical Rationale: Early discharge planning ensures continuity of care. | ❌ Why Not Others? | B — On the discharge day: not the appropriate nursing action here | C — After discharge: not the appropriate nursing action here | D — Never: Crushing SR/ER tablets causes dose dumping. | ⚠️ Exam Trap: Read the exact question — the correct fact and its look-alike options are easy to interchange. | 💎 PNC Pearl: At admission → Early discharge planning ensures continuity of care</w:t>
       </w:r>
     </w:p>
     <w:p>
@@ -889,7 +889,7 @@
     </w:p>
     <w:p>
       <w:r>
-        <w:t>Solution: HSV-2 causes most genital herpes; antivirals control outbreaks.</w:t>
+        <w:t>Solution: ✅ Correct Answer: A. Herpes simplex virus type 2 | 🧠 Clinical Rationale: HSV-2 causes most genital herpes; antivirals control outbreaks. | ❌ Why Not Others? | B — HSV-1 always: not the appropriate nursing action here | C — HPV: Is the most common STI worldwide; most infections clear, some cause genital warts or cervical cancer. | D — CMV: Primary CMV in pregnancy causes hearing loss and microcephaly; hygiene reduces risk. | ⚠️ Exam Trap: Read the exact question — the correct fact and its look-alike options are easy to interchange. | 💎 PNC Pearl: Herpes simplex virus type 2 → HSV-2 causes most genital herpes; antivirals control outbreaks</w:t>
       </w:r>
     </w:p>
     <w:p>
@@ -934,7 +934,7 @@
     </w:p>
     <w:p>
       <w:r>
-        <w:t>Solution: Sitting upright eases breathing by maximising lung expansion.</w:t>
+        <w:t>Solution: ✅ Correct Answer: A. High Fowler's position | 🧠 Clinical Rationale: Sitting upright eases breathing by maximising lung expansion. | ❌ Why Not Others? | B — Supine position: Flat lying prevents post-LP headache from CSF leak. | C — Left lateral position: Left lateral allows easy, safe insertion along the rectal wall. | D — Prone position: not the appropriate nursing action here | ⚠️ Exam Trap: Read the exact question — the correct fact and its look-alike options are easy to interchange. | 💎 PNC Pearl: High Fowler's position → Sitting upright eases breathing by maximising lung expansion</w:t>
       </w:r>
     </w:p>
     <w:p>
@@ -979,7 +979,7 @@
     </w:p>
     <w:p>
       <w:r>
-        <w:t>Solution: Pasteurization (72 C/15 sec) makes milk safe.</w:t>
+        <w:t>Solution: ✅ Correct Answer: A. Heating milk to kill pathogens | 🧠 Clinical Rationale: Pasteurization (72 C/15 sec) makes milk safe. | ❌ Why Not Others? | B — Freezing milk: not the appropriate nursing action here | C — Adding sugar: not the appropriate nursing action here | D — Drying milk: not the appropriate nursing action here | ⚠️ Exam Trap: Read the exact question — the correct fact and its look-alike options are easy to interchange. | 💎 PNC Pearl: Heating milk to kill pathogens → Pasteurization (72 C/15 sec) makes milk safe</w:t>
       </w:r>
     </w:p>
     <w:p>
@@ -1024,7 +1024,7 @@
     </w:p>
     <w:p>
       <w:r>
-        <w:t>Solution: VZV spreads by contact and airborne routes.</w:t>
+        <w:t>Solution: ✅ Correct Answer: A. Contact and airborne precautions as indicated | 🧠 Clinical Rationale: VZV spreads by contact and airborne routes. | ❌ Why Not Others? | B — No precautions: not the appropriate nursing action here | C — Only gloves: not the appropriate nursing action here | D — Only a mask: not the appropriate nursing action here | ⚠️ Exam Trap: Read the exact question — the correct fact and its look-alike options are easy to interchange. | 💎 PNC Pearl: Contact and airborne precautions as indicated → VZV spreads by contact and airborne routes</w:t>
       </w:r>
     </w:p>
     <w:p>
@@ -1069,7 +1069,7 @@
     </w:p>
     <w:p>
       <w:r>
-        <w:t>Solution: Prospective cohorts track participants into the future.</w:t>
+        <w:t>Solution: ✅ Correct Answer: A. Prospective cohort | 🧠 Clinical Rationale: Prospective cohorts track participants into the future. | ❌ Why Not Others? | B — Retrospective case-control: not the appropriate nursing action here | C — Cross-sectional: not the appropriate nursing action here | D — Case series: not the appropriate nursing action here | ⚠️ Exam Trap: Read the exact question — the correct fact and its look-alike options are easy to interchange. | 💎 PNC Pearl: Prospective cohort → Prospective cohorts track participants into the future</w:t>
       </w:r>
     </w:p>
     <w:p>
@@ -1114,7 +1114,7 @@
     </w:p>
     <w:p>
       <w:r>
-        <w:t>Solution: The liver stores glycogen for blood glucose; muscles store it for energy.</w:t>
+        <w:t>Solution: ✅ Correct Answer: A. Liver and muscles | 🧠 Clinical Rationale: The liver stores glycogen for blood glucose; muscles store it for energy. | ❌ Why Not Others? | B — Brain: Negri bodies confirm rabies in animal brain post-mortem. | C — Kidneys: Hyperkalaemia can cause fatal arrhythmias. | D — Bones: Calcium and phosphorus mineralize bone together. | ⚠️ Exam Trap: Read the exact question — the correct fact and its look-alike options are easy to interchange. | 💎 PNC Pearl: Liver and muscles → The liver stores glycogen for blood glucose; muscles store it for energy</w:t>
       </w:r>
     </w:p>
     <w:p>
@@ -1159,7 +1159,7 @@
     </w:p>
     <w:p>
       <w:r>
-        <w:t>Solution: Adenomyosis (endometrium within myometrium) causes heavy painful periods; MRI helps diagnosis.</w:t>
+        <w:t>Solution: ✅ Correct Answer: A. Menorrhagia with dysmenorrhoea and an enlarged tender uterus | 🧠 Clinical Rationale: Adenomyosis (endometrium within myometrium) causes heavy painful periods; MRI helps diagnosis. | ❌ Why Not Others? | B — Amenorrhoea: The classic triad of amenorrhoea, pain, and bleeding with a positive pregnancy test suggests ectopic. | C — Weight loss: Severe vomiting causes dehydration, hypokalaemia, ketosis, and weight loss; IV fluids and antiemetics are n... | D — Fever: Temperatures above 38°C are fever (pyrexia); &gt;41°C is hyperpyrexia. | ⚠️ Exam Trap: Read the exact question — the correct fact and its look-alike options are easy to interchange. | 💎 PNC Pearl: Menorrhagia with dysmenorrhoea and an enlarged tender uterus → Adenomyosis (endometrium within myometrium) causes heavy painful periods; MRI helps diagnosis</w:t>
       </w:r>
     </w:p>
     <w:p>
@@ -1204,7 +1204,7 @@
     </w:p>
     <w:p>
       <w:r>
-        <w:t>Solution: Airway and aspiration are early priorities.</w:t>
+        <w:t>Solution: ✅ Correct Answer: A. Airway, swallowing, and neurological status | 🧠 Clinical Rationale: Airway and aspiration are early priorities. | ❌ Why Not Others? | B — Only appetite: not the appropriate nursing action here | C — Only sleep: not the appropriate nursing action here | D — Nothing: Never induce vomiting after hydrocarbon ingestion — aspiration pneumonia risk; obtain urgent care. | ⚠️ Exam Trap: Read the exact question — the correct fact and its look-alike options are easy to interchange. | 💎 PNC Pearl: Airway, swallowing, and neurological status → Airway and aspiration are early priorities</w:t>
       </w:r>
     </w:p>
     <w:p>
@@ -1249,7 +1249,7 @@
     </w:p>
     <w:p>
       <w:r>
-        <w:t>Solution: Maintenance needs continued lifestyle change.</w:t>
+        <w:t>Solution: ✅ Correct Answer: A. Return of old habits with metabolic adaptation | 🧠 Clinical Rationale: Maintenance needs continued lifestyle change. | ❌ Why Not Others? | B — Genetics: Diet and heredity drive LDL; statins and lifestyle lower it. | C — Diet: INH depletes B6; supplement to prevent neuropathy. | D — Climate: NMSA promotes sustainable agriculture. | ⚠️ Exam Trap: Read the exact question — the correct fact and its look-alike options are easy to interchange. | 💎 PNC Pearl: Return of old habits with metabolic adaptation → Maintenance needs continued lifestyle change</w:t>
       </w:r>
     </w:p>
     <w:p>
@@ -1294,7 +1294,7 @@
     </w:p>
     <w:p>
       <w:r>
-        <w:t>Solution: Weight loss, diet, and metformin manage adolescent type 2 diabetes.</w:t>
+        <w:t>Solution: ✅ Correct Answer: A. Obesity and insulin resistance | 🧠 Clinical Rationale: Weight loss, diet, and metformin manage adolescent type 2 diabetes. | ❌ Why Not Others? | B — Autoimmunity always: not the appropriate nursing action here | C — Diet always: not the appropriate nursing action here | D — Genetics only: not the appropriate nursing action here | ⚠️ Exam Trap: Read the exact question — the correct fact and its look-alike options are easy to interchange. | 💎 PNC Pearl: Obesity and insulin resistance → Weight loss, diet, and metformin manage adolescent type 2 diabetes</w:t>
       </w:r>
     </w:p>
     <w:p>
@@ -1339,7 +1339,7 @@
     </w:p>
     <w:p>
       <w:r>
-        <w:t>Solution: Community education and local champions reduce stigma.</w:t>
+        <w:t>Solution: ✅ Correct Answer: A. Beliefs about causation and shame | 🧠 Clinical Rationale: Community education and local champions reduce stigma. | ❌ Why Not Others? | B — Lack of interest: not the appropriate nursing action here | C — Diet: INH depletes B6; supplement to prevent neuropathy. | D — Exercise: Calcium, vitamin D, and fall prevention maintain bone health. | ⚠️ Exam Trap: Read the exact question — the correct fact and its look-alike options are easy to interchange. | 💎 PNC Pearl: Beliefs about causation and shame → Community education and local champions reduce stigma</w:t>
       </w:r>
     </w:p>
     <w:p>
@@ -1384,7 +1384,7 @@
     </w:p>
     <w:p>
       <w:r>
-        <w:t>Solution: Neuro checks detect deterioration.</w:t>
+        <w:t>Solution: ✅ Correct Answer: A. Level of consciousness and pupil response | 🧠 Clinical Rationale: Neuro checks detect deterioration. | ❌ Why Not Others? | B — Only appetite: not the appropriate nursing action here | C — Only sleep: not the appropriate nursing action here | D — Nothing: Never induce vomiting after hydrocarbon ingestion — aspiration pneumonia risk; obtain urgent care. | ⚠️ Exam Trap: Read the exact question — the correct fact and its look-alike options are easy to interchange. | 💎 PNC Pearl: Level of consciousness and pupil response → Neuro checks detect deterioration</w:t>
       </w:r>
     </w:p>
     <w:p>
@@ -1429,7 +1429,7 @@
     </w:p>
     <w:p>
       <w:r>
-        <w:t>Solution: Gowns protect clothing and skin from contamination.</w:t>
+        <w:t>Solution: ✅ Correct Answer: A. Splashing of fluids is likely | 🧠 Clinical Rationale: Gowns protect clothing and skin from contamination. | ❌ Why Not Others? | B — Only in the OR: not the appropriate nursing action here | C — Only with children: not the appropriate nursing action here | D — Never: Crushing SR/ER tablets causes dose dumping. | ⚠️ Exam Trap: Read the exact question — the correct fact and its look-alike options are easy to interchange. | 💎 PNC Pearl: Splashing of fluids is likely → Gowns protect clothing and skin from contamination</w:t>
       </w:r>
     </w:p>
     <w:p>
@@ -1474,7 +1474,7 @@
     </w:p>
     <w:p>
       <w:r>
-        <w:t>Solution: Excess cortisol causes these effects.</w:t>
+        <w:t>Solution: ✅ Correct Answer: A. Hyperglycaemia, hypertension, and infection risk | 🧠 Clinical Rationale: Excess cortisol causes these effects. | ❌ Why Not Others? | B — Hypoglycaemia: Insulin secretagogues cause hypoglycaemia, especially with missed meals or renal impairment. | C — Hypotension: Intradialytic hypotension from rapid fluid removal is the most common complication. | D — Weight loss: Severe vomiting causes dehydration, hypokalaemia, ketosis, and weight loss; IV fluids and antiemetics are n... | ⚠️ Exam Trap: Read the exact question — the correct fact and its look-alike options are easy to interchange. | 💎 PNC Pearl: Hyperglycaemia, hypertension, and infection risk → Excess cortisol causes these effects</w:t>
       </w:r>
     </w:p>
     <w:p>
@@ -1519,7 +1519,7 @@
     </w:p>
     <w:p>
       <w:r>
-        <w:t>Solution: Macrosomia predisposes to shoulder dystocia and Erb's palsy.</w:t>
+        <w:t>Solution: ✅ Correct Answer: A. Shoulder dystocia with brachial plexus injury | 🧠 Clinical Rationale: Macrosomia predisposes to shoulder dystocia and Erb's palsy. | ❌ Why Not Others? | B — Fracture always: not the appropriate nursing action here | C — Bruising always: not the appropriate nursing action here | D — Cord injury: not the appropriate nursing action here | ⚠️ Exam Trap: Read the exact question — the correct fact and its look-alike options are easy to interchange. | 💎 PNC Pearl: Shoulder dystocia with brachial plexus injury → Macrosomia predisposes to shoulder dystocia and Erb's palsy</w:t>
       </w:r>
     </w:p>
     <w:p>
@@ -1564,7 +1564,7 @@
     </w:p>
     <w:p>
       <w:r>
-        <w:t>Solution: Side positioning prevents aspiration of fluids.</w:t>
+        <w:t>Solution: ✅ Correct Answer: A. Turned to the side | 🧠 Clinical Rationale: Side positioning prevents aspiration of fluids. | ❌ Why Not Others? | B — Straight back: not the appropriate nursing action here | C — Extended over the bed edge: not the appropriate nursing action here | D — In any position: not the appropriate nursing action here | ⚠️ Exam Trap: Read the exact question — the correct fact and its look-alike options are easy to interchange. | 💎 PNC Pearl: Turned to the side → Side positioning prevents aspiration of fluids</w:t>
       </w:r>
     </w:p>
     <w:p>
@@ -1609,7 +1609,7 @@
     </w:p>
     <w:p>
       <w:r>
-        <w:t>Solution: Improve maternal nutrition and ANC to reduce LBW.</w:t>
+        <w:t>Solution: ✅ Correct Answer: A. Maternal undernutrition and prematurity | 🧠 Clinical Rationale: Improve maternal nutrition and ANC to reduce LBW. | ❌ Why Not Others? | B — Genetics only: not the appropriate nursing action here | C — Diet only: not the appropriate nursing action here | D — Climate: NMSA promotes sustainable agriculture. | ⚠️ Exam Trap: Read the exact question — the correct fact and its look-alike options are easy to interchange. | 💎 PNC Pearl: Maternal undernutrition and prematurity → Improve maternal nutrition and ANC to reduce LBW</w:t>
       </w:r>
     </w:p>
     <w:p>
@@ -1654,7 +1654,7 @@
     </w:p>
     <w:p>
       <w:r>
-        <w:t>Solution: Anti-D antibodies can harm later Rh+ babies.</w:t>
+        <w:t>Solution: ✅ Correct Answer: A. Erythroblastosis fetalis in a subsequent pregnancy | 🧠 Clinical Rationale: Anti-D antibodies can harm later Rh+ babies. | ❌ Why Not Others? | B — Jaundice at birth only: not the appropriate nursing action here | C — Anaemia in the mother: not the appropriate nursing action here | D — Nothing: Never induce vomiting after hydrocarbon ingestion — aspiration pneumonia risk; obtain urgent care. | ⚠️ Exam Trap: Read the exact question — the correct fact and its look-alike options are easy to interchange. | 💎 PNC Pearl: Erythroblastosis fetalis in a subsequent pregnancy → Anti-D antibodies can harm later Rh+ babies</w:t>
       </w:r>
     </w:p>
     <w:p>
@@ -1699,7 +1699,7 @@
     </w:p>
     <w:p>
       <w:r>
-        <w:t>Solution: RR compares risk between exposed and unexposed groups.</w:t>
+        <w:t>Solution: ✅ Correct Answer: A. Relative Risk | 🧠 Clinical Rationale: RR compares risk between exposed and unexposed groups. | ❌ Why Not Others? | B — Rate Ratio: not the appropriate nursing action here | C — Random Result: not the appropriate nursing action here | D — Reported Risk: not the appropriate nursing action here | ⚠️ Exam Trap: Read the exact question — the correct fact and its look-alike options are easy to interchange. | 💎 PNC Pearl: Relative Risk → RR compares risk between exposed and unexposed groups</w:t>
       </w:r>
     </w:p>
     <w:p>
@@ -1744,7 +1744,7 @@
     </w:p>
     <w:p>
       <w:r>
-        <w:t>Solution: Isoniazid causes peripheral neuropathy; pyridoxine prevents it.</w:t>
+        <w:t>Solution: ✅ Correct Answer: A. Isoniazid | 🧠 Clinical Rationale: Isoniazid causes peripheral neuropathy; pyridoxine prevents it. | ❌ Why Not Others? | B — Paracetamol: Hepatotoxicity is dose-dependent; NAC is the antidote. | C — Aspirin: Niacin causes vasodilation and flushing. | D — Antacids: Chelate fluoroquinolones, reducing absorption. | ⚠️ Exam Trap: Read the exact question — the correct fact and its look-alike options are easy to interchange. | 💎 PNC Pearl: Isoniazid causes peripheral neuropathy; pyridoxine prevents it.</w:t>
       </w:r>
     </w:p>
     <w:p>
@@ -1789,7 +1789,7 @@
     </w:p>
     <w:p>
       <w:r>
-        <w:t>Solution: S. aureus is common in IV drug users.</w:t>
+        <w:t>Solution: ✅ Correct Answer: A. Staphylococcus aureus | 🧠 Clinical Rationale: S. aureus is common in IV drug users. | ❌ Why Not Others? | B — Streptococcus viridans: Viridans streptococci (native valves) and S. aureus (acute, IV drug use) dominate. | C — E. coli: Dominates UTI at all ages. | D — Candida: Candidiasis (thrush) and cryptococcal meningitis dominate in AIDS. | ⚠️ Exam Trap: Read the exact question — the correct fact and its look-alike options are easy to interchange. | 💎 PNC Pearl: Staphylococcus aureus → S. aureus is common in IV drug users</w:t>
       </w:r>
     </w:p>
     <w:p>
@@ -1834,7 +1834,7 @@
     </w:p>
     <w:p>
       <w:r>
-        <w:t>Solution: Timing medications prevents weakness crises.</w:t>
+        <w:t>Solution: ✅ Correct Answer: A. Take medications on time and plan activities | 🧠 Clinical Rationale: Timing medications prevents weakness crises. | ❌ Why Not Others? | B — Skip doses: DOACs need adherence; INR is not used for dabigatran. | C — Overexert: not the appropriate nursing action here | D — Eat hurriedly: not the appropriate nursing action here | ⚠️ Exam Trap: Read the exact question — the correct fact and its look-alike options are easy to interchange. | 💎 PNC Pearl: Take medications on time and plan activities → Timing medications prevents weakness crises</w:t>
       </w:r>
     </w:p>
     <w:p>
@@ -1879,7 +1879,7 @@
     </w:p>
     <w:p>
       <w:r>
-        <w:t>Solution: Metaphyseal infection causes fever and bone pain; antibiotics and surgery treat it.</w:t>
+        <w:t>Solution: ✅ Correct Answer: A. Staphylococcus aureus haematogenous spread | 🧠 Clinical Rationale: Metaphyseal infection causes fever and bone pain; antibiotics and surgery treat it. | ❌ Why Not Others? | B — Trauma always: not the appropriate nursing action here | C — Diet: INH depletes B6; supplement to prevent neuropathy. | D — Exercise: Calcium, vitamin D, and fall prevention maintain bone health. | ⚠️ Exam Trap: Read the exact question — the correct fact and its look-alike options are easy to interchange. | 💎 PNC Pearl: Metaphyseal infection causes fever and bone pain; antibiotics and surgery treat it.</w:t>
       </w:r>
     </w:p>
     <w:p>
@@ -1924,7 +1924,7 @@
     </w:p>
     <w:p>
       <w:r>
-        <w:t>Solution: Glucose spills into urine above ~180 mg/dl.</w:t>
+        <w:t>Solution: ✅ Correct Answer: A. 180 mg/dl blood glucose | 🧠 Clinical Rationale: Glucose spills into urine above ~180 mg/dl. | ❌ Why Not Others? | B — 80 mg/dl: not the appropriate nursing action here | C — 300 mg/dl: not the appropriate nursing action here | D — 500 mg/dl: not the appropriate nursing action here | ⚠️ Exam Trap: Don’t confuse "180 mg/dl blood glucose" with "80 mg/dl" — they look alike and are easy to interchange. | 💎 PNC Pearl: 180 mg/dl blood glucose → Glucose spills into urine above ~180 mg/dl</w:t>
       </w:r>
     </w:p>
     <w:p>
@@ -1969,7 +1969,7 @@
     </w:p>
     <w:p>
       <w:r>
-        <w:t>Solution: Faecolith or lymphoid hyperplasia obstructs the appendix, causing infection.</w:t>
+        <w:t>Solution: ✅ Correct Answer: A. Obstruction of the appendix lumen | 🧠 Clinical Rationale: Faecolith or lymphoid hyperplasia obstructs the appendix, causing infection. | ❌ Why Not Others? | B — Diet: INH depletes B6; supplement to prevent neuropathy. | C — Exercise: Calcium, vitamin D, and fall prevention maintain bone health. | D — Trauma: Birth trauma, episiotomy pain, and epidurals impair bladder sensation; monitor voiding closely. | ⚠️ Exam Trap: Read the exact question — the correct fact and its look-alike options are easy to interchange. | 💎 PNC Pearl: Obstruction of the appendix lumen → Faecolith or lymphoid hyperplasia obstructs the appendix, causing infection</w:t>
       </w:r>
     </w:p>
     <w:p>
@@ -2014,7 +2014,7 @@
     </w:p>
     <w:p>
       <w:r>
-        <w:t>Solution: FBS measures glucose after fasting.</w:t>
+        <w:t>Solution: ✅ Correct Answer: A. Fasting Blood Sugar | 🧠 Clinical Rationale: FBS measures glucose after fasting. | ❌ Why Not Others? | B — Fasting Blood Sample: not the appropriate nursing action here | C — Finger Blood Sugar: not the appropriate nursing action here | D — Fasting Body Sugar: not the appropriate nursing action here | ⚠️ Exam Trap: Don’t confuse "Fasting Blood Sugar" with "Fasting Blood Sample" — they look alike and are easy to interchange. | 💎 PNC Pearl: Fasting Blood Sugar → FBS measures glucose after fasting</w:t>
       </w:r>
     </w:p>
     <w:p>
@@ -2059,7 +2059,7 @@
     </w:p>
     <w:p>
       <w:r>
-        <w:t>Solution: Angiotensin II constricts vessels; aldosterone retains sodium.</w:t>
+        <w:t>Solution: ✅ Correct Answer: A. Vasoconstriction and sodium-water retention | 🧠 Clinical Rationale: Angiotensin II constricts vessels; aldosterone retains sodium. | ❌ Why Not Others? | B — Vasodilation: not the appropriate nursing action here | C — Reducing heart rate: not the appropriate nursing action here | D — Increasing urine output: not the appropriate nursing action here | ⚠️ Exam Trap: Read the exact question — the correct fact and its look-alike options are easy to interchange. | 💎 PNC Pearl: Vasoconstriction and sodium-water retention → Angiotensin II constricts vessels; aldosterone retains sodium</w:t>
       </w:r>
     </w:p>
     <w:p>
@@ -2104,7 +2104,7 @@
     </w:p>
     <w:p>
       <w:r>
-        <w:t>Solution: Rifampicin causes harmless orange-red discolouration of body fluids.</w:t>
+        <w:t>Solution: ✅ Correct Answer: A. Urine, sweat, and tears may turn orange-red | 🧠 Clinical Rationale: Rifampicin causes harmless orange-red discolouration of body fluids. | ❌ Why Not Others? | B — The drug has no side effects: not the appropriate nursing action here | C — It stains only teeth: not the appropriate nursing action here | D — It causes deafness: not the appropriate nursing action here | ⚠️ Exam Trap: Read the exact question — the correct fact and its look-alike options are easy to interchange. | 💎 PNC Pearl: Urine, sweat, and tears may turn orange-red → Rifampicin causes harmless orange-red discolouration of body fluids</w:t>
       </w:r>
     </w:p>
     <w:p>
@@ -2149,7 +2149,7 @@
     </w:p>
     <w:p>
       <w:r>
-        <w:t>Solution: T cells mature in the thymus.</w:t>
+        <w:t>Solution: ✅ Correct Answer: A. T lymphocytes | 🧠 Clinical Rationale: T cells mature in the thymus. | ❌ Why Not Others? | B — B lymphocytes only: not the appropriate nursing action here | C — Red cells: The spleen filters blood and stores platelets. | D — Platelets: HIT is a thrombocytopenic, prothrombotic complication. | ⚠️ Exam Trap: Read the exact question — the correct fact and its look-alike options are easy to interchange. | 💎 PNC Pearl: T lymphocytes → T cells mature in the thymus</w:t>
       </w:r>
     </w:p>
     <w:p>
@@ -2194,7 +2194,7 @@
     </w:p>
     <w:p>
       <w:r>
-        <w:t>Solution: Lactic acidosis is a rare but serious adverse effect.</w:t>
+        <w:t>Solution: ✅ Correct Answer: A. Metformin or stavudine-containing ART | 🧠 Clinical Rationale: Lactic acidosis is a rare but serious adverse effect. | ❌ Why Not Others? | B — Paracetamol: Hepatotoxicity is dose-dependent; NAC is the antidote. | C — Antacids: Chelate fluoroquinolones, reducing absorption. | D — Vitamins: Fortified salt, wheat, rice, and oil address hidden hunger. | ⚠️ Exam Trap: Read the exact question — the correct fact and its look-alike options are easy to interchange. | 💎 PNC Pearl: Metformin or stavudine-containing ART → Lactic acidosis is a rare but serious adverse effect</w:t>
       </w:r>
     </w:p>
     <w:p>
@@ -2239,7 +2239,7 @@
     </w:p>
     <w:p>
       <w:r>
-        <w:t>Solution: Norm-referencing ranks students relative to peers.</w:t>
+        <w:t>Solution: ✅ Correct Answer: A. With other students | 🧠 Clinical Rationale: Norm-referencing ranks students relative to peers. | ❌ Why Not Others? | B — Against a fixed standard only: not the appropriate nursing action here | C — With the teacher: not the appropriate nursing action here | D — With the syllabus: not the appropriate nursing action here | ⚠️ Exam Trap: Read the exact question — the correct fact and its look-alike options are easy to interchange. | 💎 PNC Pearl: With other students → Norm-referencing ranks students relative to peers</w:t>
       </w:r>
     </w:p>
     <w:p>
@@ -2284,7 +2284,7 @@
     </w:p>
     <w:p>
       <w:r>
-        <w:t>Solution: Adults' canals straighten with upward-backward traction.</w:t>
+        <w:t>Solution: ✅ Correct Answer: A. The ear canal curves this way in adults | 🧠 Clinical Rationale: Adults' canals straighten with upward-backward traction. | ❌ Why Not Others? | B — It opens the eustachian tube: not the appropriate nursing action here | C — It prevents pain: not the appropriate nursing action here | D — It cleans the canal: not the appropriate nursing action here | ⚠️ Exam Trap: Don’t confuse "The ear canal curves this way in adults" with "It cleans the canal" — they look alike and are easy to interchange. | 💎 PNC Pearl: The ear canal curves this way in adults → Adults' canals straighten with upward-backward traction</w:t>
       </w:r>
     </w:p>
     <w:p>
@@ -2329,7 +2329,7 @@
     </w:p>
     <w:p>
       <w:r>
-        <w:t>Solution: Vascular access complications are common.</w:t>
+        <w:t>Solution: ✅ Correct Answer: A. Bleeding, haematoma, and distal pulses | 🧠 Clinical Rationale: Vascular access complications are common. | ❌ Why Not Others? | B — Only appetite: not the appropriate nursing action here | C — Only sleep: not the appropriate nursing action here | D — Nothing: Never induce vomiting after hydrocarbon ingestion — aspiration pneumonia risk; obtain urgent care. | ⚠️ Exam Trap: Read the exact question — the correct fact and its look-alike options are easy to interchange. | 💎 PNC Pearl: Bleeding, haematoma, and distal pulses → Vascular access complications are common</w:t>
       </w:r>
     </w:p>
     <w:p>
@@ -2374,7 +2374,7 @@
     </w:p>
     <w:p>
       <w:r>
-        <w:t>Solution: Pancreatitis can progress to shock.</w:t>
+        <w:t>Solution: ✅ Correct Answer: A. Severe pain, vomiting, and vital signs | 🧠 Clinical Rationale: Pancreatitis can progress to shock. | ❌ Why Not Others? | B — Only appetite: not the appropriate nursing action here | C — Only sleep: not the appropriate nursing action here | D — Nothing: Never induce vomiting after hydrocarbon ingestion — aspiration pneumonia risk; obtain urgent care. | ⚠️ Exam Trap: Read the exact question — the correct fact and its look-alike options are easy to interchange. | 💎 PNC Pearl: Severe pain, vomiting, and vital signs → Pancreatitis can progress to shock</w:t>
       </w:r>
     </w:p>
     <w:p>
@@ -2419,7 +2419,7 @@
     </w:p>
     <w:p>
       <w:r>
-        <w:t>Solution: Steroids cause fluid retention and glucose elevation.</w:t>
+        <w:t>Solution: ✅ Correct Answer: A. Weight gain and hyperglycaemia | 🧠 Clinical Rationale: Steroids cause fluid retention and glucose elevation. | ❌ Why Not Others? | B — Weight loss: Severe vomiting causes dehydration, hypokalaemia, ketosis, and weight loss; IV fluids and antiemetics are n... | C — Hypoglycaemia: Insulin secretagogues cause hypoglycaemia, especially with missed meals or renal impairment. | D — Bradycardia: Bradycardia = 60 beats per minute | ⚠️ Exam Trap: Read the exact question — the correct fact and its look-alike options are easy to interchange. | 💎 PNC Pearl: Weight gain and hyperglycaemia → Steroids cause fluid retention and glucose elevation</w:t>
       </w:r>
     </w:p>
     <w:p>
@@ -2464,7 +2464,7 @@
     </w:p>
     <w:p>
       <w:r>
-        <w:t>Solution: Protein supports wound healing.</w:t>
+        <w:t>Solution: ✅ Correct Answer: A. Pressure injuries and burns | 🧠 Clinical Rationale: Protein supports wound healing. | ❌ Why Not Others? | B — Renal failure: The failing kidney cannot excrete potassium. | C — Liver failure: not the appropriate nursing action here | D — Cataract: Is the leading cause; NPB free surgery restores sight. | ⚠️ Exam Trap: Read the exact question — the correct fact and its look-alike options are easy to interchange. | 💎 PNC Pearl: Pressure injuries and burns → Protein supports wound healing</w:t>
       </w:r>
     </w:p>
     <w:p>
@@ -2509,7 +2509,7 @@
     </w:p>
     <w:p>
       <w:r>
-        <w:t>Solution: Normal adult BP is about 120/80 mmHg.</w:t>
+        <w:t>Solution: ✅ Correct Answer: A. 100-120 mmHg | 🧠 Clinical Rationale: Normal adult BP is about 120/80 mmHg. | ❌ Why Not Others? | B — 60-80 mmHg: not the appropriate nursing action here | C — 140-160 mmHg: not the appropriate nursing action here | D — 200-220 mmHg: not the appropriate nursing action here | ⚠️ Exam Trap: Read the exact question — the correct fact and its look-alike options are easy to interchange. | 💎 PNC Pearl: 100-120 mmHg → Normal adult BP is about 120/80 mmHg</w:t>
       </w:r>
     </w:p>
     <w:p>
@@ -2554,7 +2554,7 @@
     </w:p>
     <w:p>
       <w:r>
-        <w:t>Solution: Frequency and nocturia are physiological; dysuria suggests infection.</w:t>
+        <w:t>Solution: ✅ Correct Answer: A. Uterine pressure on the bladder | 🧠 Clinical Rationale: Frequency and nocturia are physiological; dysuria suggests infection. | ❌ Why Not Others? | B — Infection always: not the appropriate nursing action here | C — Diet: INH depletes B6; supplement to prevent neuropathy. | D — Exercise: Calcium, vitamin D, and fall prevention maintain bone health. | ⚠️ Exam Trap: Read the exact question — the correct fact and its look-alike options are easy to interchange. | 💎 PNC Pearl: Uterine pressure on the bladder → Frequency and nocturia are physiological; dysuria suggests infection</w:t>
       </w:r>
     </w:p>
     <w:p>
@@ -2599,7 +2599,7 @@
     </w:p>
     <w:p>
       <w:r>
-        <w:t>Solution: MI is collaborative and person-centred, strong for substance use.</w:t>
+        <w:t>Solution: ✅ Correct Answer: A. Resolving ambivalence about change | 🧠 Clinical Rationale: MI is collaborative and person-centred, strong for substance use. | ❌ Why Not Others? | B — Persuasion: Persuasive communication and dissonance drive attitude change. | C — Diet: INH depletes B6; supplement to prevent neuropathy. | D — Exercise: Calcium, vitamin D, and fall prevention maintain bone health. | ⚠️ Exam Trap: Read the exact question — the correct fact and its look-alike options are easy to interchange. | 💎 PNC Pearl: Resolving ambivalence about change → MI is collaborative and person-centred, strong for substance use</w:t>
       </w:r>
     </w:p>
     <w:p>
@@ -2644,7 +2644,7 @@
     </w:p>
     <w:p>
       <w:r>
-        <w:t>Solution: S. aureus from injection sites causes right-sided endocarditis in drug users.</w:t>
+        <w:t>Solution: ✅ Correct Answer: A. Staphylococcus aureus | 🧠 Clinical Rationale: S. aureus from injection sites causes right-sided endocarditis in drug users. | ❌ Why Not Others? | B — Streptococcus viridans: Viridans streptococci (native valves) and S. aureus (acute, IV drug use) dominate. | C — Candida: Candidiasis (thrush) and cryptococcal meningitis dominate in AIDS. | D — Enterococcus: VRE causes resistant nosocomial infections; hand hygiene prevents spread. | ⚠️ Exam Trap: Read the exact question — the correct fact and its look-alike options are easy to interchange. | 💎 PNC Pearl: Staphylococcus aureus → S. aureus from injection sites causes right-sided endocarditis in drug users</w:t>
       </w:r>
     </w:p>
     <w:p>
@@ -2689,7 +2689,7 @@
     </w:p>
     <w:p>
       <w:r>
-        <w:t>Solution: IMR = infant deaths (0-1 year) per 1,000 live births.</w:t>
+        <w:t>Solution: ✅ Correct Answer: A. Deaths under 1 year per 1,000 live births in a year | 🧠 Clinical Rationale: IMR = infant deaths (0-1 year) per 1,000 live births. | ❌ Why Not Others? | B — Deaths under 5 per 1,000: not the appropriate nursing action here | C — Neonatal deaths only: not the appropriate nursing action here | D — Stillbirths per 1,000: not the appropriate nursing action here | ⚠️ Exam Trap: Don’t confuse "Deaths under 1 year per 1,000 live births in a year" with "Deaths under 5 per 1,000" — they look alike and are easy to interchange. | 💎 PNC Pearl: Deaths under 1 year per 1,000 live births in a year → IMR = infant deaths (0-1 year) per 1,000 live births</w:t>
       </w:r>
     </w:p>
     <w:p>
@@ -2734,7 +2734,7 @@
     </w:p>
     <w:p>
       <w:r>
-        <w:t>Solution: RT-PCR detects SARS-CoV-2 RNA; rapid antigen tests screen.</w:t>
+        <w:t>Solution: ✅ Correct Answer: A. RT-PCR | 🧠 Clinical Rationale: RT-PCR detects SARS-CoV-2 RNA; rapid antigen tests screen. | ❌ Why Not Others? | B — Widal: Detects agglutinins to S. typhi O and H antigens. | C — Mantoux: not the appropriate nursing action here | D — VDRL: VDRL/RPR are non-treponemal screening tests; TPHA confirms. | ⚠️ Exam Trap: Read the exact question — the correct fact and its look-alike options are easy to interchange. | 💎 PNC Pearl: RT-PCR → detects SARS-CoV-2 RNA; rapid antigen tests screen</w:t>
       </w:r>
     </w:p>
     <w:p>
@@ -2779,7 +2779,7 @@
     </w:p>
     <w:p>
       <w:r>
-        <w:t>Solution: Leg elevation improves venous return in shock.</w:t>
+        <w:t>Solution: ✅ Correct Answer: A. Modified Trendelenburg (legs elevated) position | 🧠 Clinical Rationale: Leg elevation improves venous return in shock. | ❌ Why Not Others? | B — Prone position: not the appropriate nursing action here | C — Sitting position: not the appropriate nursing action here | D — Lateral position: Side-lying prevents aspiration of vomitus. | ⚠️ Exam Trap: Read the exact question — the correct fact and its look-alike options are easy to interchange. | 💎 PNC Pearl: Modified Trendelenburg (legs elevated) position → Leg elevation improves venous return in shock</w:t>
       </w:r>
     </w:p>
     <w:p>
@@ -2824,7 +2824,7 @@
     </w:p>
     <w:p>
       <w:r>
-        <w:t>Solution: Acute encephalitis occurs in about 1 in 1000 measles cases; SSPE appears years later.</w:t>
+        <w:t>Solution: ✅ Correct Answer: A. Post-measles encephalitis | 🧠 Clinical Rationale: Acute encephalitis occurs in about 1 in 1000 measles cases; SSPE appears years later. | ❌ Why Not Others? | B — Deafness always: not the appropriate nursing action here | C — Spinal injury: Log-rolling keeps the spine aligned during turning. | D — Migraine: Most headaches are benign; red flags (early morning, vomiting, focal signs) need imaging. | ⚠️ Exam Trap: Read the exact question — the correct fact and its look-alike options are easy to interchange. | 💎 PNC Pearl: Post-measles encephalitis → Acute encephalitis occurs in about 1 in 1000 measles cases; SSPE appears years later</w:t>
       </w:r>
     </w:p>
     <w:p>
@@ -2869,7 +2869,7 @@
     </w:p>
     <w:p>
       <w:r>
-        <w:t>Solution: Cook vegetables briefly and eat fresh to preserve vitamin C.</w:t>
+        <w:t>Solution: ✅ Correct Answer: A. Excessive heat and prolonged storage | 🧠 Clinical Rationale: Cook vegetables briefly and eat fresh to preserve vitamin C. | ❌ Why Not Others? | B — Refrigeration: not the appropriate nursing action here | C — Freezing quickly: not the appropriate nursing action here | D — Acid: Pregnant women receive IFA 100 mg + 500 mcg daily for 180 days. | ⚠️ Exam Trap: Read the exact question — the correct fact and its look-alike options are easy to interchange. | 💎 PNC Pearl: Excessive heat and prolonged storage → Cook vegetables briefly and eat fresh to preserve vitamin C</w:t>
       </w:r>
     </w:p>
     <w:p>
@@ -2914,7 +2914,7 @@
     </w:p>
     <w:p>
       <w:r>
-        <w:t>Solution: Grunting with tachypnoea and retractions signals respiratory distress; assess and refer.</w:t>
+        <w:t>Solution: ✅ Correct Answer: A. Respiratory distress trying to maintain lung volume | 🧠 Clinical Rationale: Grunting with tachypnoea and retractions signals respiratory distress; assess and refer. | ❌ Why Not Others? | B — Benign: Erythema toxicum is a common benign neonatal rash with blotchy erythema and papules, resolving by day 7. | C — Diet: INH depletes B6; supplement to prevent neuropathy. | D — Exercise: Calcium, vitamin D, and fall prevention maintain bone health. | ⚠️ Exam Trap: Read the exact question — the correct fact and its look-alike options are easy to interchange. | 💎 PNC Pearl: Respiratory distress trying to maintain lung volume → Grunting with tachypnoea and retractions signals respiratory distress; assess and refer</w:t>
       </w:r>
     </w:p>
     <w:p>
@@ -2959,7 +2959,7 @@
     </w:p>
     <w:p>
       <w:r>
-        <w:t>Solution: Apps complement but do not replace professional care.</w:t>
+        <w:t>Solution: ✅ Correct Answer: A. Self-management and early support | 🧠 Clinical Rationale: Apps complement but do not replace professional care. | ❌ Why Not Others? | B — Diagnosis: Screening couples and prenatal testing prevent affected births. | C — Diet: INH depletes B6; supplement to prevent neuropathy. | D — Exercise: Calcium, vitamin D, and fall prevention maintain bone health. | ⚠️ Exam Trap: Read the exact question — the correct fact and its look-alike options are easy to interchange. | 💎 PNC Pearl: Self-management and early support → Apps complement but do not replace professional care</w:t>
       </w:r>
     </w:p>
     <w:p>
@@ -3004,7 +3004,7 @@
     </w:p>
     <w:p>
       <w:r>
-        <w:t>Solution: Standard autoclave cycle: 121 C, 15 psi, 15-20 minutes.</w:t>
+        <w:t>Solution: ✅ Correct Answer: A. 121 C for 15-20 minutes | 🧠 Clinical Rationale: Standard autoclave cycle: 121 C, 15 psi, 15-20 minutes. | ❌ Why Not Others? | B — 60 C: not the appropriate nursing action here | C — 100 C: not the appropriate nursing action here | D — 200 C: not the appropriate nursing action here | ⚠️ Exam Trap: Read the exact question — the correct fact and its look-alike options are easy to interchange. | 💎 PNC Pearl: 121 C for 15-20 minutes → Standard autoclave cycle: 121 C, 15 psi, 15-20 minutes</w:t>
       </w:r>
     </w:p>
     <w:p>
@@ -3049,7 +3049,7 @@
     </w:p>
     <w:p>
       <w:r>
-        <w:t>Solution: Carbohydrates and proteins provide 4 kcal/g; fats provide 9 kcal/g.</w:t>
+        <w:t>Solution: ✅ Correct Answer: A. 4 kcal per gram | 🧠 Clinical Rationale: Carbohydrates and proteins provide 4 kcal/g; fats provide 9 kcal/g. | ❌ Why Not Others? | B — 9 kcal per gram: Fat is the most energy-dense nutrient at 9 kcal/g. | C — 2 kcal per gram: not the appropriate nursing action here | D — 7 kcal per gram: not the appropriate nursing action here | ⚠️ Exam Trap: Don’t confuse "4 kcal per gram" with "9 kcal per gram" — they look alike and are easy to interchange. | 💎 PNC Pearl: 4 kcal per gram → Carbohydrates and proteins provide 4 kcal/g; fats provide 9 kcal/g</w:t>
       </w:r>
     </w:p>
     <w:p>
@@ -3094,7 +3094,7 @@
     </w:p>
     <w:p>
       <w:r>
-        <w:t>Solution: Tissue factor released by injury starts the extrinsic route.</w:t>
+        <w:t>Solution: ✅ Correct Answer: A. Tissue thromboplastin (factor III) | 🧠 Clinical Rationale: Tissue factor released by injury starts the extrinsic route. | ❌ Why Not Others? | B — Collagen contact: not the appropriate nursing action here | C — Fibrinogen: not the appropriate nursing action here | D — Plasmin: (formed from plasminogen) breaks down fibrin, dissolving the clot. | ⚠️ Exam Trap: Read the exact question — the correct fact and its look-alike options are easy to interchange. | 💎 PNC Pearl: Tissue thromboplastin (factor III) → Tissue factor released by injury starts the extrinsic route</w:t>
       </w:r>
     </w:p>
     <w:p>
@@ -3139,7 +3139,7 @@
     </w:p>
     <w:p>
       <w:r>
-        <w:t>Solution: IQ = MA/CA x 100; average is 100.</w:t>
+        <w:t>Solution: ✅ Correct Answer: A. (Mental age / Chronological age) x 100 | 🧠 Clinical Rationale: IQ = MA/CA x 100; average is 100. | ❌ Why Not Others? | B — Chronological age x 100: not the appropriate nursing action here | C — Mental age x 2: not the appropriate nursing action here | D — Test score x 10: not the appropriate nursing action here | ⚠️ Exam Trap: Don’t confuse "(Mental age / Chronological age) x 100" with "Chronological age x 100" — they look alike and are easy to interchange. | 💎 PNC Pearl: (Mental age / Chronological age) x 100 → IQ = MA/CA x 100; average is 100</w:t>
       </w:r>
     </w:p>
     <w:p>
@@ -3184,7 +3184,7 @@
     </w:p>
     <w:p>
       <w:r>
-        <w:t>Solution: Penicillinase inactivates penicillins; methicillin-resistant strains alter PBP.</w:t>
+        <w:t>Solution: ✅ Correct Answer: A. Beta-lactamase production | 🧠 Clinical Rationale: Penicillinase inactivates penicillins; methicillin-resistant strains alter PBP. | ❌ Why Not Others? | B — Efflux pumps only: not the appropriate nursing action here | C — Porin loss only: not the appropriate nursing action here | D — Target change only: not the appropriate nursing action here | ⚠️ Exam Trap: Read the exact question — the correct fact and its look-alike options are easy to interchange. | 💎 PNC Pearl: Beta-lactamase production → Penicillinase inactivates penicillins; methicillin-resistant strains alter PBP</w:t>
       </w:r>
     </w:p>
     <w:p>
@@ -3229,7 +3229,7 @@
     </w:p>
     <w:p>
       <w:r>
-        <w:t>Solution: Primary intention heals clean, closed wounds.</w:t>
+        <w:t>Solution: ✅ Correct Answer: A. Wound edges are approximated (e.g., surgical incision) | 🧠 Clinical Rationale: Primary intention heals clean, closed wounds. | ❌ Why Not Others? | B — The wound is left open: not the appropriate nursing action here | C — There is heavy infection: not the appropriate nursing action here | D — No closure happens: not the appropriate nursing action here | ⚠️ Exam Trap: Read the exact question — the correct fact and its look-alike options are easy to interchange. | 💎 PNC Pearl: Wound edges are approximated (e.g., surgical incision) → Primary intention heals clean, closed wounds</w:t>
       </w:r>
     </w:p>
     <w:p>
@@ -3274,7 +3274,7 @@
     </w:p>
     <w:p>
       <w:r>
-        <w:t>Solution: Escalating pain with passive stretch is classic.</w:t>
+        <w:t>Solution: ✅ Correct Answer: A. Compartment syndrome | 🧠 Clinical Rationale: Escalating pain with passive stretch is classic. | ❌ Why Not Others? | B — Normal healing: not the appropriate nursing action here | C — Infection: Loss of immunoglobulins predisposes to peritonitis and cellulitis; also watch thrombosis. | D — Allergy: Screening prevents anaphylaxis; also send cultures before starting therapy. | ⚠️ Exam Trap: Read the exact question — the correct fact and its look-alike options are easy to interchange. | 💎 PNC Pearl: Compartment syndrome → Escalating pain with passive stretch is classic</w:t>
       </w:r>
     </w:p>
     <w:p>
@@ -3319,7 +3319,7 @@
     </w:p>
     <w:p>
       <w:r>
-        <w:t>Solution: It equalises middle ear pressure.</w:t>
+        <w:t>Solution: ✅ Correct Answer: A. Middle ear to the nasopharynx | 🧠 Clinical Rationale: It equalises middle ear pressure. | ❌ Why Not Others? | B — Eye to the nose: not the appropriate nursing action here | C — Larynx to the lung: not the appropriate nursing action here | D — Ear to the brain: not the appropriate nursing action here | ⚠️ Exam Trap: Don’t confuse "Middle ear to the nasopharynx" with "Ear to the brain" — they look alike and are easy to interchange. | 💎 PNC Pearl: Middle ear to the nasopharynx → It equalises middle ear pressure</w:t>
       </w:r>
     </w:p>
     <w:p>
@@ -3364,7 +3364,7 @@
     </w:p>
     <w:p>
       <w:r>
-        <w:t>Solution: RI strengthens coverage; catch-up campaigns close gaps.</w:t>
+        <w:t>Solution: ✅ Correct Answer: A. Incomplete immunization coverage | 🧠 Clinical Rationale: RI strengthens coverage; catch-up campaigns close gaps. | ❌ Why Not Others? | B — Vaccine failure always: not the appropriate nursing action here | C — Diet: INH depletes B6; supplement to prevent neuropathy. | D — Exercise: Calcium, vitamin D, and fall prevention maintain bone health. | ⚠️ Exam Trap: Read the exact question — the correct fact and its look-alike options are easy to interchange. | 💎 PNC Pearl: Incomplete immunization coverage → RI strengthens coverage; catch-up campaigns close gaps</w:t>
       </w:r>
     </w:p>
     <w:p>
@@ -3409,7 +3409,7 @@
     </w:p>
     <w:p>
       <w:r>
-        <w:t>Solution: Personality is consistent across time and situations.</w:t>
+        <w:t>Solution: ✅ Correct Answer: A. Relatively stable patterns of thoughts, feelings, and behaviour | 🧠 Clinical Rationale: Personality is consistent across time and situations. | ❌ Why Not Others? | B — Mood swings: not the appropriate nursing action here | C — Intelligence: CBHI publishes the annual National Health Profile. | D — Appearance: BDD causes distress and checking; SSRIs and CBT help. | ⚠️ Exam Trap: Read the exact question — the correct fact and its look-alike options are easy to interchange. | 💎 PNC Pearl: Relatively stable patterns of thoughts, feelings, and behaviour → Personality is consistent across time and situations</w:t>
       </w:r>
     </w:p>
     <w:p>
@@ -3454,7 +3454,7 @@
     </w:p>
     <w:p>
       <w:r>
-        <w:t>Solution: Advance directives guide care during incapacity.</w:t>
+        <w:t>Solution: ✅ Correct Answer: A. Expressing future treatment preferences | 🧠 Clinical Rationale: Advance directives guide care during incapacity. | ❌ Why Not Others? | B — Legal formality only: not the appropriate nursing action here | C — Diet: INH depletes B6; supplement to prevent neuropathy. | D — Exercise: Calcium, vitamin D, and fall prevention maintain bone health. | ⚠️ Exam Trap: Read the exact question — the correct fact and its look-alike options are easy to interchange. | 💎 PNC Pearl: Expressing future treatment preferences → Advance directives guide care during incapacity</w:t>
       </w:r>
     </w:p>
     <w:p>
@@ -3499,7 +3499,7 @@
     </w:p>
     <w:p>
       <w:r>
-        <w:t>Solution: Minimize restraints with alternatives and monitoring.</w:t>
+        <w:t>Solution: ✅ Correct Answer: A. Physical injury and psychological trauma | 🧠 Clinical Rationale: Minimize restraints with alternatives and monitoring. | ❌ Why Not Others? | B — Safety: Balance beneficence, autonomy, and justice with legal frameworks. | C — Staffing: Safe hours and staffing reduce errors. | D — Diet: INH depletes B6; supplement to prevent neuropathy. | ⚠️ Exam Trap: Read the exact question — the correct fact and its look-alike options are easy to interchange. | 💎 PNC Pearl: Physical injury and psychological trauma → Minimize restraints with alternatives and monitoring</w:t>
       </w:r>
     </w:p>
     <w:p>
@@ -3544,7 +3544,7 @@
     </w:p>
     <w:p>
       <w:r>
-        <w:t>Solution: Bartholin's glands secrete lubricating mucus at the posterolateral introitus; cysts/abscesses may occur.</w:t>
+        <w:t>Solution: ✅ Correct Answer: A. On either side of the vaginal introitus | 🧠 Clinical Rationale: Bartholin's glands secrete lubricating mucus at the posterolateral introitus; cysts/abscesses may occur. | ❌ Why Not Others? | B — Inside the uterus: not the appropriate nursing action here | C — At the cervix: not the appropriate nursing action here | D — In the ovary: not the appropriate nursing action here | ⚠️ Exam Trap: Read the exact question — the correct fact and its look-alike options are easy to interchange. | 💎 PNC Pearl: On either side of the vaginal introitus → Bartholin's glands secrete lubricating mucus at the posterolateral introitus; cysts/abscesses may occur</w:t>
       </w:r>
     </w:p>
     <w:p>
@@ -3589,7 +3589,7 @@
     </w:p>
     <w:p>
       <w:r>
-        <w:t>Solution: Preoxygenation prevents suction-induced hypoxia.</w:t>
+        <w:t>Solution: ✅ Correct Answer: A. Endotracheal suctioning | 🧠 Clinical Rationale: Preoxygenation prevents suction-induced hypoxia. | ❌ Why Not Others? | B — Oral feeding: not the appropriate nursing action here | C — Bathing: not the appropriate nursing action here | D — Walking: Assistance and aids prevent falls. | ⚠️ Exam Trap: Read the exact question — the correct fact and its look-alike options are easy to interchange. | 💎 PNC Pearl: Endotracheal suctioning → Preoxygenation prevents suction-induced hypoxia</w:t>
       </w:r>
     </w:p>
     <w:p>
@@ -3634,7 +3634,7 @@
     </w:p>
     <w:p>
       <w:r>
-        <w:t>Solution: Pubertal gynaecomastia is common and self-limiting; reassure.</w:t>
+        <w:t>Solution: ✅ Correct Answer: A. Physiological hormonal changes | 🧠 Clinical Rationale: Pubertal gynaecomastia is common and self-limiting; reassure. | ❌ Why Not Others? | B — Tumour always: not the appropriate nursing action here | C — Diet: INH depletes B6; supplement to prevent neuropathy. | D — Exercise: Calcium, vitamin D, and fall prevention maintain bone health. | ⚠️ Exam Trap: Read the exact question — the correct fact and its look-alike options are easy to interchange. | 💎 PNC Pearl: Physiological hormonal changes → Pubertal gynaecomastia is common and self-limiting; reassure</w:t>
       </w:r>
     </w:p>
     <w:p>
@@ -3679,7 +3679,7 @@
     </w:p>
     <w:p>
       <w:r>
-        <w:t>Solution: Secondary prevention detects disease early before symptoms.</w:t>
+        <w:t>Solution: ✅ Correct Answer: A. Secondary prevention | 🧠 Clinical Rationale: Secondary prevention detects disease early before symptoms. | ❌ Why Not Others? | B — Primary prevention: Acts before disease occurs - immunization, hygiene, nutrition. | C — Tertiary prevention: Limits disability and restores function. | D — Primordial prevention: not the appropriate nursing action here | ⚠️ Exam Trap: Read the exact question — the correct fact and its look-alike options are easy to interchange. | 💎 PNC Pearl: Secondary prevention → detects disease early before symptoms</w:t>
       </w:r>
     </w:p>
     <w:p>
@@ -3724,7 +3724,7 @@
     </w:p>
     <w:p>
       <w:r>
-        <w:t>Solution: Mitral valve disease dominates RHD; penicillin prophylaxis prevents recurrence.</w:t>
+        <w:t>Solution: ✅ Correct Answer: A. Mitral stenosis (or mitral regurgitation) | 🧠 Clinical Rationale: Mitral valve disease dominates RHD; penicillin prophylaxis prevents recurrence. | ❌ Why Not Others? | B — VSD: Large left-to-right shunts overload the lungs causing failure; treat with diuretics and surgery. | C — PDA: Many murmurs are innocent; evaluate for cyanosis, pulses, and echocardiography when suspicious. | D — ASD: not the appropriate nursing action here | ⚠️ Exam Trap: Read the exact question — the correct fact and its look-alike options are easy to interchange. | 💎 PNC Pearl: Mitral stenosis (or mitral regurgitation) → Mitral valve disease dominates RHD; penicillin prophylaxis prevents recurrence</w:t>
       </w:r>
     </w:p>
     <w:p>
@@ -3769,7 +3769,7 @@
     </w:p>
     <w:p>
       <w:r>
-        <w:t>Solution: Acid in the duodenum triggers secretin for bicarbonate.</w:t>
+        <w:t>Solution: ✅ Correct Answer: A. Acidic chyme | 🧠 Clinical Rationale: Acid in the duodenum triggers secretin for bicarbonate. | ❌ Why Not Others? | B — Fats only: not the appropriate nursing action here | C — Starches only: not the appropriate nursing action here | D — Water only: not the appropriate nursing action here | ⚠️ Exam Trap: Read the exact question — the correct fact and its look-alike options are easy to interchange. | 💎 PNC Pearl: Acidic chyme → Acid in the duodenum triggers secretin for bicarbonate</w:t>
       </w:r>
     </w:p>
     <w:p>
@@ -3814,7 +3814,7 @@
     </w:p>
     <w:p>
       <w:r>
-        <w:t>Solution: Mobilising secretions and hydration aid recovery.</w:t>
+        <w:t>Solution: ✅ Correct Answer: A. Cough, deep breathe, and drink fluids | 🧠 Clinical Rationale: Mobilising secretions and hydration aid recovery. | ❌ Why Not Others? | B — Avoid fluids: not the appropriate nursing action here | C — Lie flat always: not the appropriate nursing action here | D — Hold the cough: not the appropriate nursing action here | ⚠️ Exam Trap: Read the exact question — the correct fact and its look-alike options are easy to interchange. | 💎 PNC Pearl: Cough, deep breathe, and drink fluids → Mobilising secretions and hydration aid recovery</w:t>
       </w:r>
     </w:p>
     <w:p>
@@ -3859,7 +3859,7 @@
     </w:p>
     <w:p>
       <w:r>
-        <w:t>Solution: Paranoid PD involves interpreting others' motives as malevolent.</w:t>
+        <w:t>Solution: ✅ Correct Answer: A. Pervasive distrust and suspiciousness | 🧠 Clinical Rationale: Paranoid PD involves interpreting others' motives as malevolent. | ❌ Why Not Others? | B — Trust: ASHA and similar workers bridge communities and services. | C — Diet: INH depletes B6; supplement to prevent neuropathy. | D — Exercise: Calcium, vitamin D, and fall prevention maintain bone health. | ⚠️ Exam Trap: Don’t confuse "Pervasive distrust and suspiciousness" with "Trust" — they look alike and are easy to interchange. | 💎 PNC Pearl: Pervasive distrust and suspiciousness → Paranoid PD involves interpreting others' motives as malevolent</w:t>
       </w:r>
     </w:p>
     <w:p>
@@ -3904,7 +3904,7 @@
     </w:p>
     <w:p>
       <w:r>
-        <w:t>Solution: Fluid retention signs guide therapy.</w:t>
+        <w:t>Solution: ✅ Correct Answer: A. Weight gain, oedema, and lung sounds | 🧠 Clinical Rationale: Fluid retention signs guide therapy. | ❌ Why Not Others? | B — Only appetite: not the appropriate nursing action here | C — Only sleep: not the appropriate nursing action here | D — Nothing: Never induce vomiting after hydrocarbon ingestion — aspiration pneumonia risk; obtain urgent care. | ⚠️ Exam Trap: Read the exact question — the correct fact and its look-alike options are easy to interchange. | 💎 PNC Pearl: Weight gain, oedema, and lung sounds → Fluid retention signs guide therapy</w:t>
       </w:r>
     </w:p>
     <w:p>
@@ -3949,7 +3949,7 @@
     </w:p>
     <w:p>
       <w:r>
-        <w:t>Solution: Last offices are performed respectfully.</w:t>
+        <w:t>Solution: ✅ Correct Answer: A. With respect and dignity | 🧠 Clinical Rationale: Last offices are performed respectfully. | ❌ Why Not Others? | B — Quickly without care: not the appropriate nursing action here | C — In public: NHM ensures free essential drugs at public facilities. | D — After hours: not the appropriate nursing action here | ⚠️ Exam Trap: Read the exact question — the correct fact and its look-alike options are easy to interchange. | 💎 PNC Pearl: With respect and dignity → Last offices are performed respectfully</w:t>
       </w:r>
     </w:p>
     <w:p>
@@ -3994,7 +3994,7 @@
     </w:p>
     <w:p>
       <w:r>
-        <w:t>Solution: Bleeding precautions apply to antiplatelets.</w:t>
+        <w:t>Solution: ✅ Correct Answer: A. Report unusual bleeding or bruising | 🧠 Clinical Rationale: Bleeding precautions apply to antiplatelets. | ❌ Why Not Others? | B — Take aspirin freely: not the appropriate nursing action here | C — Double the dose: not the appropriate nursing action here | D — Stop for headache: not the appropriate nursing action here | ⚠️ Exam Trap: Read the exact question — the correct fact and its look-alike options are easy to interchange. | 💎 PNC Pearl: Report unusual bleeding or bruising → Bleeding precautions apply to antiplatelets</w:t>
       </w:r>
     </w:p>
     <w:p>
@@ -4039,7 +4039,7 @@
     </w:p>
     <w:p>
       <w:r>
-        <w:t>Solution: Extension prevents hip/knee flexion contracture.</w:t>
+        <w:t>Solution: ✅ Correct Answer: A. Keeping the residual limb extended, not on pillows | 🧠 Clinical Rationale: Extension prevents hip/knee flexion contracture. | ❌ Why Not Others? | B — Flexing the hip continuously: not the appropriate nursing action here | C — Elevating the stump all day: not the appropriate nursing action here | D — Wrapping tightly: not the appropriate nursing action here | ⚠️ Exam Trap: Read the exact question — the correct fact and its look-alike options are easy to interchange. | 💎 PNC Pearl: Keeping the residual limb extended, not on pillows → Extension prevents hip/knee flexion contracture</w:t>
       </w:r>
     </w:p>
     <w:p>
@@ -4084,7 +4084,7 @@
     </w:p>
     <w:p>
       <w:r>
-        <w:t>Solution: 108 is the NHM emergency ambulance number.</w:t>
+        <w:t>Solution: ✅ Correct Answer: A. 108 | 🧠 Clinical Rationale: 108 is the NHM emergency ambulance number. | ❌ Why Not Others? | B — 100: IQ is normally distributed around 100. | C — 101: not the appropriate nursing action here | D — 102: not the appropriate nursing action here | ⚠️ Exam Trap: Read the exact question — the correct fact and its look-alike options are easy to interchange. | 💎 PNC Pearl: 108 → the NHM emergency ambulance number</w:t>
       </w:r>
     </w:p>
     <w:p>
@@ -4129,7 +4129,7 @@
     </w:p>
     <w:p>
       <w:r>
-        <w:t>Solution: PFMS tracks government payments including JSY.</w:t>
+        <w:t>Solution: ✅ Correct Answer: A. Public Financial Management System | 🧠 Clinical Rationale: PFMS tracks government payments including JSY. | ❌ Why Not Others? | B — Primary Family Medicine Service: not the appropriate nursing action here | C — Programme for Medical Supplies: not the appropriate nursing action here | D — Patient Fee Management System: not the appropriate nursing action here | ⚠️ Exam Trap: Don’t confuse "Public Financial Management System" with "Patient Fee Management System" — they look alike and are easy to interchange. | 💎 PNC Pearl: Public Financial Management System → PFMS tracks government payments including JSY</w:t>
       </w:r>
     </w:p>
     <w:p>
@@ -4174,7 +4174,7 @@
     </w:p>
     <w:p>
       <w:r>
-        <w:t>Solution: Immediate newborn care begins at the delivery point.</w:t>
+        <w:t>Solution: ✅ Correct Answer: A. Place of delivery within the labour room | 🧠 Clinical Rationale: Immediate newborn care begins at the delivery point. | ❌ Why Not Others? | B — Hospital entrance: not the correct location | C — Pharmacy: not the correct location | D — Canteen: not the correct location | ⚠️ Exam Trap: Read the exact question — the correct fact and its look-alike options are easy to interchange. | 💎 PNC Pearl: Place of delivery within the labour room → Immediate newborn care begins at the delivery point</w:t>
       </w:r>
     </w:p>
     <w:p>
@@ -4219,7 +4219,7 @@
     </w:p>
     <w:p>
       <w:r>
-        <w:t>Solution: PNC is care of mother and newborn after delivery.</w:t>
+        <w:t>Solution: ✅ Correct Answer: A. Postnatal care | 🧠 Clinical Rationale: PNC is care of mother and newborn after delivery. | ❌ Why Not Others? | B — Preventive nursing care: not the appropriate nursing action here | C — Primary nutrition care: not the appropriate nursing action here | D — Public nursing clinic: not the appropriate nursing action here | ⚠️ Exam Trap: Read the exact question — the correct fact and its look-alike options are easy to interchange. | 💎 PNC Pearl: Postnatal care → PNC is care of mother and newborn after delivery</w:t>
       </w:r>
     </w:p>
     <w:p>
@@ -4264,7 +4264,7 @@
     </w:p>
     <w:p>
       <w:r>
-        <w:t>Solution: The CMO heads the district health system.</w:t>
+        <w:t>Solution: ⚠ MULTIPLE MATCHES: ✅ Correct Answer: A. Chief Medical and Health Officer | 🧠 Clinical Rationale: The CMO heads district health administration. | ❌ Why Not Others? | B — Central Medical Officer: not the appropriate nursing action here | C — Community Medical Organisation: not the appropriate nursing action here | D — Chief Municipal Officer: not the appropriate nursing action here | ⚠️ Exam Trap: Don’t confuse "Chief Medical and Health Officer" with "Central Medical Officer" — they look alike and are easy to interchange. | 💎 PNC Pearl: Chief Medical and Health Officer → The CMO heads district health administration || ✅ Correct Answer: A. Chief Medical and Health Officer | 🧠 Clinical Rationale: The CMO heads the district health system. | ❌ Why Not Others? | B — Central Medical Officer: not the appropriate nursing action here | C — Community Medical Organisation: not the appropriate nursing action here | D — Chief Municipal Officer: not the appropriate nursing action here | ⚠️ Exam Trap: Don’t confuse "Chief Medical and Health Officer" with "Central Medical Officer" — they look alike and are easy to interchange. | 💎 PNC Pearl: Chief Medical and Health Officer → The CMO heads the district health system</w:t>
       </w:r>
     </w:p>
     <w:p>
@@ -4309,7 +4309,7 @@
     </w:p>
     <w:p>
       <w:r>
-        <w:t>Solution: Male health workers focus on malaria, TB, sanitation, and community surveillance.</w:t>
+        <w:t>Solution: ✅ Correct Answer: A. Communicable disease control, sanitation, and health education | 🧠 Clinical Rationale: Male health workers focus on malaria, TB, sanitation, and community surveillance. | ❌ Why Not Others? | B — Only surgery: not the appropriate nursing action here | C — Only lab tests: not the appropriate nursing action here | D — Only ambulance driving: not the appropriate nursing action here | ⚠️ Exam Trap: Read the exact question — the correct fact and its look-alike options are easy to interchange. | 💎 PNC Pearl: Communicable disease control, sanitation, and health education → Male health workers focus on malaria, TB, sanitation, and community surveillance</w:t>
       </w:r>
     </w:p>
     <w:p>
@@ -4354,7 +4354,7 @@
     </w:p>
     <w:p>
       <w:r>
-        <w:t>Solution: MAA encourages breastfeeding within one hour and exclusive breastfeeding for 6 months.</w:t>
+        <w:t>Solution: ✅ Correct Answer: A. Early and exclusive breastfeeding | 🧠 Clinical Rationale: MAA encourages breastfeeding within one hour and exclusive breastfeeding for 6 months. | ❌ Why Not Others? | B — Complementary feeding only: not the appropriate nursing action here | C — Formula feeding: not the appropriate nursing action here | D — Weaning at birth: not the appropriate nursing action here | ⚠️ Exam Trap: Read the exact question — the correct fact and its look-alike options are easy to interchange. | 💎 PNC Pearl: Early and exclusive breastfeeding → MAA encourages breastfeeding within one hour and exclusive breastfeeding for 6 months</w:t>
       </w:r>
     </w:p>
     <w:p>
@@ -4399,7 +4399,7 @@
     </w:p>
     <w:p>
       <w:r>
-        <w:t>Solution: Timely review captures accurate information.</w:t>
+        <w:t>Solution: ✅ Correct Answer: A. Within 72 hours of the death | 🧠 Clinical Rationale: Timely review captures accurate information. | ❌ Why Not Others? | B — After one year: not the appropriate nursing action here | C — Never: Crushing SR/ER tablets causes dose dumping. | D — Only in private hospitals: not the appropriate nursing action here | ⚠️ Exam Trap: Read the exact question — the correct fact and its look-alike options are easy to interchange. | 💎 PNC Pearl: Within 72 hours of the death → Timely review captures accurate information</w:t>
       </w:r>
     </w:p>
     <w:p>
@@ -4444,7 +4444,7 @@
     </w:p>
     <w:p>
       <w:r>
-        <w:t>Solution: MAA promotes breastfeeding within an hour and exclusive for 6 months.</w:t>
+        <w:t>Solution: ✅ Correct Answer: A. Early initiation and exclusive breastfeeding for 6 months | 🧠 Clinical Rationale: MAA promotes breastfeeding within an hour and exclusive for 6 months. | ❌ Why Not Others? | B — Bottle feeding: not the appropriate nursing action here | C — Early solids at 3 months: not the appropriate nursing action here | D — Water in the first month: not the appropriate nursing action here | ⚠️ Exam Trap: Don’t confuse "Early initiation and exclusive breastfeeding for 6 months" with "Early solids at 3 months" — they look alike and are easy to interchange. | 💎 PNC Pearl: Early initiation and exclusive breastfeeding for 6 months → MAA promotes breastfeeding within an hour and exclusive for 6 months</w:t>
       </w:r>
     </w:p>
     <w:p>
@@ -4489,7 +4489,7 @@
     </w:p>
     <w:p>
       <w:r>
-        <w:t>Solution: Follow-up at 3 weeks (string check) and 3 months is recommended.</w:t>
+        <w:t>Solution: ✅ Correct Answer: A. 3 weeks and 3 months after insertion | 🧠 Clinical Rationale: Follow-up at 3 weeks (string check) and 3 months is recommended. | ❌ Why Not Others? | B — Only at 1 year: not the appropriate nursing action here | C — Only at 5 years: not the appropriate nursing action here | D — Never: Crushing SR/ER tablets causes dose dumping. | ⚠️ Exam Trap: Read the exact question — the correct fact and its look-alike options are easy to interchange. | 💎 PNC Pearl: 3 weeks and 3 months after insertion → Follow-up at 3 weeks (string check) and 3 months is recommended</w:t>
       </w:r>
     </w:p>
     <w:p>
@@ -4534,7 +4534,7 @@
     </w:p>
     <w:p>
       <w:r>
-        <w:t>Solution: WHO recommends 14 days of zinc with ORS for children.</w:t>
+        <w:t>Solution: ✅ Correct Answer: A. Zinc supplementation for 14 days | 🧠 Clinical Rationale: WHO recommends 14 days of zinc with ORS for children. | ❌ Why Not Others? | B — Zero intake: not the appropriate nursing action here | C — Zinc only for adults: not the appropriate nursing action here | D — Zinc-free diet: not the appropriate nursing action here | ⚠️ Exam Trap: Don’t confuse "Zinc supplementation for 14 days" with "Zinc only for adults" — they look alike and are easy to interchange. | 💎 PNC Pearl: Zinc supplementation for 14 days → WHO recommends 14 days of zinc with ORS for children</w:t>
       </w:r>
     </w:p>
     <w:p>
@@ -4579,7 +4579,7 @@
     </w:p>
     <w:p>
       <w:r>
-        <w:t>Solution: Rajasthan's scheme extends Ayushman-type cover to additional families.</w:t>
+        <w:t>Solution: ✅ Correct Answer: A. Health insurance cover for families not covered by PM-JAY | 🧠 Clinical Rationale: Rajasthan's scheme extends Ayushman-type cover to additional families. | ❌ Why Not Others? | B — Only immunisation: not the appropriate nursing action here | C — Only sanitation: not the appropriate nursing action here | D — Only education: not the appropriate nursing action here | ⚠️ Exam Trap: Read the exact question — the correct fact and its look-alike options are easy to interchange. | 💎 PNC Pearl: Health insurance cover for families not covered by PM-JAY → Rajasthan's scheme extends Ayushman-type cover to additional families</w:t>
       </w:r>
     </w:p>
     <w:p>
@@ -4624,7 +4624,7 @@
     </w:p>
     <w:p>
       <w:r>
-        <w:t>Solution: Mission Indradhanush targets unvaccinated children.</w:t>
+        <w:t>Solution: ✅ Correct Answer: A. Achieve full immunisation coverage of children | 🧠 Clinical Rationale: Mission Indradhanush targets unvaccinated children. | ❌ Why Not Others? | B — Provide free medicines: not the appropriate nursing action here | C — Build hospitals: not the appropriate nursing action here | D — Train nurses only: not the appropriate nursing action here | ⚠️ Exam Trap: Read the exact question — the correct fact and its look-alike options are easy to interchange. | 💎 PNC Pearl: Achieve full immunisation coverage of children → Mission Indradhanush targets unvaccinated children</w:t>
       </w:r>
     </w:p>
     <w:p>
@@ -4669,7 +4669,7 @@
     </w:p>
     <w:p>
       <w:r>
-        <w:t>Solution: Incineration at high temperature destroys pathogens including sharps and anatomical waste.</w:t>
+        <w:t>Solution: ✅ Correct Answer: A. 800–1000°C (secondary chamber) | 🧠 Clinical Rationale: Incineration at high temperature destroys pathogens including sharps and anatomical waste. | ❌ Why Not Others? | B — 100°C: not the appropriate nursing action here | C — 200°C: not the appropriate nursing action here | D — Room temperature: Opened vials are stable at room temperature for 28–30 days. | ⚠️ Exam Trap: Read the exact question — the correct fact and its look-alike options are easy to interchange. | 💎 PNC Pearl: 800–1000°C (secondary chamber) → Incineration at high temperature destroys pathogens including sharps and anatomical waste</w:t>
       </w:r>
     </w:p>
     <w:p>
@@ -4714,7 +4714,7 @@
     </w:p>
     <w:p>
       <w:r>
-        <w:t>Solution: Paucibacillary leprosy: 6 months of MDT; multibacillary: 12 months.</w:t>
+        <w:t>Solution: ✅ Correct Answer: A. 6 months | 🧠 Clinical Rationale: Paucibacillary leprosy: 6 months of MDT; multibacillary: 12 months. | ❌ Why Not Others? | B — 1 month: Acute stress disorder becomes PTSD if symptoms persist beyond 4 weeks. | C — 2 years: Sensorimotor (0-2), preoperational (2-7), concrete operational (7-11), formal operational (11+). | D — 1 week: not the appropriate nursing action here | ⚠️ Exam Trap: Read the exact question — the correct fact and its look-alike options are easy to interchange. | 💎 PNC Pearl: 6 months → Paucibacillary leprosy: of MDT; multibacillary: 12 months</w:t>
       </w:r>
     </w:p>
     <w:p>
@@ -4759,7 +4759,7 @@
     </w:p>
     <w:p>
       <w:r>
-        <w:t>Solution: Jaipur is the Pink City.</w:t>
+        <w:t>Solution: ✅ Correct Answer: A. Pink City | 🧠 Clinical Rationale: Jaipur is the Pink City. | ❌ Why Not Others? | B — Blue City: not the appropriate nursing action here | C — Golden City: not the appropriate nursing action here | D — Lake City: not the appropriate nursing action here | ⚠️ Exam Trap: Read the exact question — the correct fact and its look-alike options are easy to interchange. | 💎 PNC Pearl: Jaipur is the Pink City.</w:t>
       </w:r>
     </w:p>
     <w:p>
@@ -4804,7 +4804,7 @@
     </w:p>
     <w:p>
       <w:r>
-        <w:t>Solution: Pushkar is the site of the rare Brahma temple and holy lake.</w:t>
+        <w:t>Solution: ✅ Correct Answer: A. Lord Brahma | 🧠 Explanation: Pushkar is the site of the rare Brahma temple and holy lake. | ❌ Why Not Others? | B — Lord Shiva: Eklingji, the patron deity of the Mewar dynasty, is a form of Shiva. | C — Lord Vishnu: not the correct fact here | D — Goddess Lakshmi: not the correct fact here | ⚠️ Exam Trap: Read the exact question — the correct fact and its look-alike options are easy to interchange. | 💎 PNC GK Pearl: Lord Brahma → Pushkar is the site of the rare Brahma temple and holy lake</w:t>
       </w:r>
     </w:p>
     <w:p>
@@ -4849,7 +4849,7 @@
     </w:p>
     <w:p>
       <w:r>
-        <w:t>Solution: SECC data identifies eligible families for AB-PMJAY.</w:t>
+        <w:t>Solution: ✅ Correct Answer: A. Socio-economic Caste Census data | 📰 Why: SECC data identifies eligible families for AB-PMJAY. | ❌ Why Not Others? | B — Voter lists: not the correct fact here | C — PAN cards: not the correct fact here | D — Passports: not the correct fact here | ⚠️ Exam Trap: Read the exact question — the correct fact and its look-alike options are easy to interchange. | 💎 PNC CA Pearl: Socio-economic Caste Census data → SECC data identifies eligible families for AB-PMJAY</w:t>
       </w:r>
     </w:p>
     <w:p>
@@ -4894,7 +4894,7 @@
     </w:p>
     <w:p>
       <w:r>
-        <w:t>Solution: Mount Abu hosts the Winter Festival.</w:t>
+        <w:t>Solution: ✅ Correct Answer: A. Mount Abu | 📰 Why: Mount Abu hosts the Winter Festival. | ❌ Why Not Others? | B — Jaisalmer: The Maru Mahotsav (desert festival) is held in Jaisalmer. | C — Jaipur: Rajasthan Startup Fest 2024 took place in Jaipur. | D — Ajmer: not the correct fact here | ⚠️ Exam Trap: Read the exact question — the correct fact and its look-alike options are easy to interchange. | 💎 PNC CA Pearl: Mount Abu → hosts the Winter Festival</w:t>
       </w:r>
     </w:p>
     <w:p>
@@ -4939,7 +4939,7 @@
     </w:p>
     <w:p>
       <w:r>
-        <w:t>Solution: Sitamata sanctuary lies in Pratapgarh district.</w:t>
+        <w:t>Solution: ✅ Correct Answer: A. Pratapgarh | 📰 Why: Sitamata sanctuary lies in Pratapgarh district. | ❌ Why Not Others? | B — Jaisalmer: The Maru Mahotsav (desert festival) is held in Jaisalmer. — not the correct location | C — Ganganagar: not the correct location | D — Barmer: The Desert National Park spans Jaisalmer-Barmer. — not the correct location | ⚠️ Exam Trap: Read the exact question — the correct fact and its look-alike options are easy to interchange. | 💎 PNC CA Pearl: Pratapgarh → Sitamata sanctuary lies in district</w:t>
       </w:r>
     </w:p>
     <w:p>
@@ -4984,7 +4984,7 @@
     </w:p>
     <w:p>
       <w:r>
-        <w:t>Solution: Current is measured in amperes.</w:t>
+        <w:t>Solution: ✅ Correct Answer: A. Ampere | 🧠 Explanation: Current is measured in amperes. | ❌ Why Not Others? | B — Volt: Potential difference is measured in volts. | C — Ohm: Resistance is measured in ohms. | D — Watt: Power is measured in watts (J/s). | ⚠️ Exam Trap: Match each unit to its exact quantity — units of related quantities are the classic trap. | 💎 PNC GK Pearl: Ampere → Current is measured in amperes</w:t>
       </w:r>
     </w:p>
     <w:p>
@@ -5029,7 +5029,7 @@
     </w:p>
     <w:p>
       <w:r>
-        <w:t>Solution: Chandragupta Maurya founded the empire with Chanakya.</w:t>
+        <w:t>Solution: ✅ Correct Answer: A. Chandragupta Maurya | 🧠 Clinical Rationale: Chandragupta Maurya founded the empire with Chanakya. | ❌ Why Not Others? | B — Ashoka: Embraced and spread Buddhism after Kalinga. | C — Bindusara: not the appropriate nursing action here | D — Samudragupta: not the appropriate nursing action here | ⚠️ Exam Trap: Read the exact question — the correct fact and its look-alike options are easy to interchange. | 💎 PNC Pearl: Chandragupta Maurya → founded the empire with Chanakya</w:t>
       </w:r>
     </w:p>
     <w:p>
@@ -5074,7 +5074,7 @@
     </w:p>
     <w:p>
       <w:r>
-        <w:t>Solution: Pindwara is in Sirohi district.</w:t>
+        <w:t>Solution: ✅ Correct Answer: A. Sirohi | 🧠 Explanation: Pindwara is in Sirohi district. | ❌ Why Not Others? | B — Jalore: Sanchore was carved from Jalore. | C — Pali: Ranakpur (Pali district) houses the magnificent Adinath Jain temple. | D — Udaipur: Udaipur = Maharana Pratap | ⚠️ Exam Trap: Read the exact question — the correct fact and its look-alike options are easy to interchange. | 💎 PNC GK Pearl: Sirohi → Pindwara is in district</w:t>
       </w:r>
     </w:p>
     <w:p>
@@ -5119,7 +5119,7 @@
     </w:p>
     <w:p>
       <w:r>
-        <w:t>Solution: Washing soda is hydrated sodium carbonate.</w:t>
+        <w:t>Solution: ✅ Correct Answer: A. Na2CO3.10H2O | 🧠 Explanation: Washing soda is hydrated sodium carbonate. | ❌ Why Not Others? | B — NaCl: Sodium chloride (NaCl) is common salt. | C — NaOH: not the correct fact here | D — CaCO3: not the correct fact here | ⚠️ Exam Trap: Read the exact question — the correct fact and its look-alike options are easy to interchange. | 💎 PNC GK Pearl: Na2CO3.10H2O → Washing soda is hydrated sodium carbonate</w:t>
       </w:r>
     </w:p>
     <w:p>
@@ -5164,7 +5164,7 @@
     </w:p>
     <w:p>
       <w:r>
-        <w:t>Solution: Pratap was crowned at Gogunda.</w:t>
+        <w:t>Solution: ✅ Correct Answer: A. The coronation of Maharana Pratap (1572) | 🧠 Explanation: Pratap was crowned at Gogunda. | ❌ Why Not Others? | B — A Mughal court: not the correct fact here | C — A British treaty: not the correct fact here | D — A Jain council: not the correct fact here | ⚠️ Exam Trap: Read the exact question — the correct fact and its look-alike options are easy to interchange. | 💎 PNC GK Pearl: The coronation of Maharana Pratap (1572) → Pratap was crowned at Gogunda</w:t>
       </w:r>
     </w:p>
     <w:p>
@@ -5209,7 +5209,7 @@
     </w:p>
     <w:p>
       <w:r>
-        <w:t>Solution: e-NAM links mandis for transparent trading.</w:t>
+        <w:t>Solution: ✅ Correct Answer: A. An online trading platform for farm produce | 🧠 Clinical Rationale: e-NAM links mandis for transparent trading. | ❌ Why Not Others? | B — A seed bank: not the appropriate nursing action here | C — A fertiliser factory: not the appropriate nursing action here | D — An irrigation canal: not the appropriate nursing action here | ⚠️ Exam Trap: Read the exact question — the correct fact and its look-alike options are easy to interchange. | 💎 PNC Pearl: An online trading platform for farm produce → e-NAM links mandis for transparent trading</w:t>
       </w:r>
     </w:p>
     <w:p>
@@ -5254,7 +5254,7 @@
     </w:p>
     <w:p>
       <w:r>
-        <w:t>Solution: A fuse breaks the circuit when current exceeds its rating.</w:t>
+        <w:t>Solution: ✅ Correct Answer: A. Melting on excess current | 🧠 Explanation: A fuse breaks the circuit when current exceeds its rating. | ❌ Why Not Others? | B — Cooling the circuit: not the correct fact here | C — Storing charge: not the correct fact here | D — Rectifying current: not the correct fact here | ⚠️ Exam Trap: Read the exact question — the correct fact and its look-alike options are easy to interchange. | 💎 PNC GK Pearl: Melting on excess current → A fuse breaks the circuit when current exceeds its rating</w:t>
       </w:r>
     </w:p>
     <w:p>
@@ -5299,7 +5299,7 @@
     </w:p>
     <w:p>
       <w:r>
-        <w:t>Solution: PMJDY opens bank accounts for the unbanked.</w:t>
+        <w:t>Solution: ✅ Correct Answer: A. Financial inclusion for all households | 🧠 Clinical Rationale: PMJDY opens bank accounts for the unbanked. | ❌ Why Not Others? | B — Only insurance: not the appropriate nursing action here | C — Only pensions: not the appropriate nursing action here | D — Only loans: not the appropriate nursing action here | ⚠️ Exam Trap: Read the exact question — the correct fact and its look-alike options are easy to interchange. | 💎 PNC Pearl: Financial inclusion for all households → PMJDY opens bank accounts for the unbanked</w:t>
       </w:r>
     </w:p>
     <w:p>
@@ -5344,7 +5344,7 @@
     </w:p>
     <w:p>
       <w:r>
-        <w:t>Solution: Phad is a traditional scroll painting with religious stories.</w:t>
+        <w:t>Solution: ✅ Correct Answer: A. Scroll painting form | 🧠 Clinical Rationale: Phad is a traditional scroll painting with religious stories. | ❌ Why Not Others? | B — Dance form: not the appropriate nursing action here | C — Musical instrument: not the appropriate nursing action here | D — Festival: Jodhpur hosts the RIFF folk festival. | ⚠️ Exam Trap: Read the exact question — the correct fact and its look-alike options are easy to interchange. | 💎 PNC Pearl: Scroll painting form → Phad is a traditional scroll painting with religious stories</w:t>
       </w:r>
     </w:p>
     <w:p>
@@ -5389,7 +5389,7 @@
     </w:p>
     <w:p>
       <w:r>
-        <w:t>Solution: The Chambal cuts the deep gorge near Kota; the Gandhi Sagar dam impounds it.</w:t>
+        <w:t>Solution: ✅ Correct Answer: A. Chambal | 🧠 Explanation: The Chambal cuts the deep gorge near Kota; the Gandhi Sagar dam impounds it. | ❌ Why Not Others? | B — Luni: Kakni and Sukri join the Luni. | C — Banas: The Berach joins the Banas near Chittorgarh. | D — Mahi: The Mahi flows through Banswara and Dungarpur in southern Rajasthan. | ⚠️ Exam Trap: Read the exact question — the correct fact and its look-alike options are easy to interchange. | 💎 PNC GK Pearl: The Chambal cuts the deep gorge near Kota; the Gandhi Sagar dam impounds it.</w:t>
       </w:r>
     </w:p>
     <w:p>
@@ -5434,7 +5434,7 @@
     </w:p>
     <w:p>
       <w:r>
-        <w:t>Solution: 'उतार' का विलोम 'चढ़ाव' है।</w:t>
+        <w:t>Solution: ✅ Correct Answer: A. चढ़ाव | 🧠 Grammar Rule: 'उतार' का विलोम 'चढ़ाव' है। | ❌ Why Not Others? | B — नीचे: not the correct answer here | C — गहराई: not the correct answer here | D — सपाट: not the correct answer here | ⚠️ Exam Trap: Read the exact question — the correct fact and its look-alike options are easy to interchange. | 📌 Rule to Remember: चढ़ाव → उतार' का विलोम ' ' है।</w:t>
       </w:r>
     </w:p>
     <w:p>
@@ -5479,7 +5479,7 @@
     </w:p>
     <w:p>
       <w:r>
-        <w:t>Solution: It means paying close attention.</w:t>
+        <w:t>Solution: ✅ Correct Answer: A. To listen attentively | 🧠 Grammar Rule: It means paying close attention. | ❌ Why Not Others? | B — To hear badly: not the correct answer here | C — To ignore: not the correct answer here | D — To shout: not the correct answer here | ⚠️ Exam Trap: Read the exact question — the correct fact and its look-alike options are easy to interchange. | 📌 Rule to Remember: To listen attentively → It means paying close attention</w:t>
       </w:r>
     </w:p>
     <w:p>
@@ -5524,7 +5524,7 @@
     </w:p>
     <w:p>
       <w:r>
-        <w:t>Solution: 'लड़का' का बहुवचन 'लड़के' है।</w:t>
+        <w:t>Solution: ✅ Correct Answer: A. लड़के | 🧠 Grammar Rule: 'लड़का' का बहुवचन 'लड़के' है। | ❌ Why Not Others? | B — लड़कों: not the correct answer here | C — लड़का: not the correct answer here | D — लड़की: 'लड़का' का स्त्रीलिंग 'लड़की' है। | ⚠️ Exam Trap: Read the exact question — the correct fact and its look-alike options are easy to interchange. | 📌 Rule to Remember: लड़के → लड़का' का बहुवचन ' ' है।</w:t>
       </w:r>
     </w:p>
     <w:p>
@@ -5569,7 +5569,7 @@
     </w:p>
     <w:p>
       <w:r>
-        <w:t>Solution: Communicable diseases spread between people.</w:t>
+        <w:t>Solution: ✅ Correct Answer: A. Communicable | 🧠 Grammar Rule: Communicable diseases spread between people. | ❌ Why Not Others? | B — Chronic: not the correct answer here | C — Acute: not the correct answer here | D — Hereditary: not the correct answer here | ⚠️ Exam Trap: Read the exact question — the correct fact and its look-alike options are easy to interchange. | 📌 Rule to Remember: Communicable → diseases spread between people</w:t>
       </w:r>
     </w:p>
     <w:p>
@@ -5614,7 +5614,7 @@
     </w:p>
     <w:p>
       <w:r>
-        <w:t>Solution: 'Scenery' is uncountable and takes a singular verb.</w:t>
+        <w:t>Solution: ✅ Correct Answer: A. The sceneries of Kashmir are beautiful. | 🧠 Grammar Rule: 'Scenery' is uncountable and takes a singular verb. | ❌ Why Not Others? | B — The scenery of Kashmir is beautiful.: not the correct answer here | C — The scenery of Kashmir are beautiful.: not the correct answer here | D — A scenery of Kashmir is beautiful.: not the correct answer here | ⚠️ Exam Trap: Don’t confuse "The sceneries of Kashmir are beautiful." with "The scenery of Kashmir are beautiful." — they look alike and are easy to interchange. | 📌 Rule to Remember: The sceneries of Kashmir are beautiful. → Scenery' is uncountable and takes a singular verb</w:t>
       </w:r>
     </w:p>
     <w:p>
@@ -5659,7 +5659,7 @@
     </w:p>
     <w:p>
       <w:r>
-        <w:t>Solution: 'अज्ञान' का विलोम 'ज्ञान' है।</w:t>
+        <w:t>Solution: ✅ Correct Answer: A. ज्ञान | 🧠 Grammar Rule: 'अज्ञान' का विलोम 'ज्ञान' है। | ❌ Why Not Others? | B — मूर्खता: 'अज्ञान' का अर्थ ज्ञान का अभाव है। | C — अनभिज्ञता: not the correct answer here | D — अविद्या: not the correct answer here | ⚠️ Exam Trap: Read the exact question — the correct fact and its look-alike options are easy to interchange. | 📌 Rule to Remember: ज्ञान → अज्ञान' का विलोम ' ' है।</w:t>
       </w:r>
     </w:p>
     <w:p>
@@ -5704,7 +5704,7 @@
     </w:p>
     <w:p>
       <w:r>
-        <w:t>Solution: 'Brochure' is correct.</w:t>
+        <w:t>Solution: ✅ Correct Answer: A. Brochure | 🧠 Grammar Rule: 'Brochure' is correct. | ❌ Why Not Others? | B — Brochoure: not the correct answer here | C — Brochuree: not the correct answer here | D — Brosure: not the correct answer here | ⚠️ Exam Trap: Don’t confuse "Brochure" with "Brochuree" — they look alike and are easy to interchange. | 📌 Rule to Remember: 'Brochure' is correct.</w:t>
       </w:r>
     </w:p>
     <w:p>
@@ -5749,7 +5749,7 @@
     </w:p>
     <w:p>
       <w:r>
-        <w:t>Solution: 'सत्यवादी' का अर्थ है सच बोलने वाला।</w:t>
+        <w:t>Solution: ✅ Correct Answer: A. सच बोलने वाला | 🧠 Grammar Rule: 'सत्यवादी' का अर्थ है सच बोलने वाला। | ❌ Why Not Others? | B — झूठ बोलने वाला: not the correct answer here | C — चालाक: 'चतुर' का पर्यायवाची 'चालाक' है। | D — धूर्त: not the correct answer here | ⚠️ Exam Trap: Don’t confuse "सच बोलने वाला" with "झूठ बोलने वाला" — they look alike and are easy to interchange. | 📌 Rule to Remember: सच बोलने वाला → सत्यवादी' का अर्थ है ।</w:t>
       </w:r>
     </w:p>
     <w:p>
@@ -5794,7 +5794,7 @@
     </w:p>
     <w:p>
       <w:r>
-        <w:t>Solution: An illiterate person cannot read or write.</w:t>
+        <w:t>Solution: ✅ Correct Answer: A. Illiterate | 🧠 Grammar Rule: An illiterate person cannot read or write. | ❌ Why Not Others? | B — Literate: not the correct answer here | C — Educated: not the correct answer here | D — Scholarly: not the correct answer here | ⚠️ Exam Trap: Don’t confuse "Illiterate" with "Literate" — they look alike and are easy to interchange. | 📌 Rule to Remember: Illiterate → person cannot read or write</w:t>
       </w:r>
     </w:p>
     <w:p>
@@ -5839,7 +5839,7 @@
     </w:p>
     <w:p>
       <w:r>
-        <w:t>Solution: इसका अर्थ है मना करना या अस्वीकार करना।</w:t>
+        <w:t>Solution: ✅ Correct Answer: A. इनकार करना | 🧠 Grammar Rule: इसका अर्थ है मना करना या अस्वीकार करना। | ❌ Why Not Others? | B — स्वीकार करना: not the correct answer here | C — घमंड करना: not the correct answer here | D — दिखावा करना: not the correct answer here | ⚠️ Exam Trap: Read the exact question — the correct fact and its look-alike options are easy to interchange. | 📌 Rule to Remember: इनकार करना → इसका अर्थ है मना करना या अस्वीकार करना।</w:t>
       </w:r>
     </w:p>
     <w:p>
@@ -5884,7 +5884,7 @@
     </w:p>
     <w:p>
       <w:r>
-        <w:t>Solution: Superlative 'most interesting' fits the comparison.</w:t>
+        <w:t>Solution: ✅ Correct Answer: A. most interesting | 🧠 Grammar Rule: Superlative 'most interesting' fits the comparison. | ❌ Why Not Others? | B — more interesting: not the correct answer here | C — interesting: not the correct answer here | D — much interesting: not the correct answer here | ⚠️ Exam Trap: Don’t confuse "most interesting" with "interesting" — they look alike and are easy to interchange. | 📌 Rule to Remember: most interesting → Superlative ' ' fits the comparison</w:t>
       </w:r>
     </w:p>
     <w:p>
@@ -5929,7 +5929,7 @@
     </w:p>
     <w:p>
       <w:r>
-        <w:t>Solution: 'पंकज' (कीचड़ में जन्मा) कमल का पर्यायवाची है।</w:t>
+        <w:t>Solution: ✅ Correct Answer: A. पंकज | 🧠 Grammar Rule: 'पंकज' (कीचड़ में जन्मा) कमल का पर्यायवाची है। | ❌ Why Not Others? | B — कुंज: not the correct answer here | C — वन: not the correct answer here | D — तरु: not the correct answer here | ⚠️ Exam Trap: Read the exact question — the correct fact and its look-alike options are easy to interchange. | 📌 Rule to Remember: पंकज → (कीचड़ में जन्मा) कमल का पर्यायवाची है।</w:t>
       </w:r>
     </w:p>
     <w:p>
@@ -5974,7 +5974,7 @@
     </w:p>
     <w:p>
       <w:r>
-        <w:t>Solution: Gerund with possessive ('my staying') follows 'insist on'.</w:t>
+        <w:t>Solution: ✅ Correct Answer: A. She insisted on my staying for dinner. | 🧠 Grammar Rule: Gerund with possessive ('my staying') follows 'insist on'. | ❌ Why Not Others? | B — She insisted on me staying for dinner.: not the correct answer here | C — She insisted for my staying for dinner.: not the correct answer here | D — She insisted on my stay for dinner.: not the correct answer here | ⚠️ Exam Trap: Don’t confuse "She insisted on my staying for dinner." with "She insisted on me staying for dinner." — they look alike and are easy to interchange. | 📌 Rule to Remember: She insisted on my staying for dinner. → Gerund with possessive ('my staying') follows 'insist on'</w:t>
       </w:r>
     </w:p>
     <w:p>
@@ -6019,7 +6019,7 @@
     </w:p>
     <w:p>
       <w:r>
-        <w:t>Solution: Brave means courageous.</w:t>
+        <w:t>Solution: ✅ Correct Answer: A. Courageous | 🧠 Grammar Rule: Brave means courageous. | ❌ Why Not Others? | B — Timid: not the correct answer here | C — Fearful: not the correct answer here | D — Weak: not the correct answer here | ⚠️ Exam Trap: Read the exact question — the correct fact and its look-alike options are easy to interchange. | 📌 Rule to Remember: Courageous → Brave means</w:t>
       </w:r>
     </w:p>
     <w:p>
@@ -6064,7 +6064,7 @@
     </w:p>
     <w:p>
       <w:r>
-        <w:t>Solution: 'गंगा का जल' — तत्पुरुष समास से 'गंगाजल'।</w:t>
+        <w:t>Solution: ✅ Correct Answer: A. गंगाजल | 🧠 Grammar Rule: 'गंगा का जल' — तत्पुरुष समास से 'गंगाजल'। | ❌ Why Not Others? | B — जलगंगा: not the correct answer here | C — गंगा: not the correct answer here | D — जल: 'पानी' का पर्यायवाची 'जल' है। | ⚠️ Exam Trap: Don’t confuse "गंगाजल" with "गंगा" — they look alike and are easy to interchange. | 📌 Rule to Remember: गंगाजल → गंगा का जल' — तत्पुरुष समास से ' '।</w:t>
       </w:r>
     </w:p>
     <w:p>
@@ -6109,7 +6109,7 @@
     </w:p>
     <w:p>
       <w:r>
-        <w:t>Solution: The keyboard is the primary text input device.</w:t>
+        <w:t>Solution: ✅ Correct Answer: A. Keyboard | 🧠 Explanation: The keyboard is the primary text input device. | ❌ Why Not Others? | B — Monitor: Monitors, printers, and speakers are output devices. | C — Printer: Printers produce physical (hard) copies. | D — Speaker: View enlarges the person currently talking. | ⚠️ Exam Trap: Read the exact question — the correct fact and its look-alike options are easy to interchange. | 💎 PNC Pearl: Keyboard → the primary text input device</w:t>
       </w:r>
     </w:p>
     <w:p>
@@ -6154,7 +6154,7 @@
     </w:p>
     <w:p>
       <w:r>
-        <w:t>Solution: Log4Shell (2021) enabled remote code execution widely.</w:t>
+        <w:t>Solution: ✅ Correct Answer: A. The Log4j Java logging library | 🧠 Explanation: Log4Shell (2021) enabled remote code execution widely. | ❌ Why Not Others? | B — Windows only: not the correct option here | C — Printers: The parallel port connected older printers. | D — Browsers only: not the correct option here | ⚠️ Exam Trap: Read the exact question — the correct fact and its look-alike options are easy to interchange. | 💎 PNC Pearl: The Log4j Java logging library → Log4Shell (2021) enabled remote code execution widely</w:t>
       </w:r>
     </w:p>
     <w:p>
@@ -6199,7 +6199,7 @@
     </w:p>
     <w:p>
       <w:r>
-        <w:t>Solution: Little-endian (x86) stores the low byte at the lowest address.</w:t>
+        <w:t>Solution: ✅ Correct Answer: A. The least significant byte first | 🧠 Explanation: Little-endian (x86) stores the low byte at the lowest address. | ❌ Why Not Others? | B — The most significant byte first: Big-endian (network order) stores the high byte first. | C — No bytes: not the correct option here | D — Only words: not the correct option here | ⚠️ Exam Trap: Don’t confuse "The least significant byte first" with "The most significant byte first" — they look alike and are easy to interchange. | 💎 PNC Pearl: The least significant byte first → Little-endian (x86) stores the low byte at the lowest address</w:t>
       </w:r>
     </w:p>
     <w:p>
@@ -6244,7 +6244,7 @@
     </w:p>
     <w:p>
       <w:r>
-        <w:t>Solution: MIPS = millions of instructions per second.</w:t>
+        <w:t>Solution: ✅ Correct Answer: A. Processing speed | 🧠 Explanation: MIPS = millions of instructions per second. | ❌ Why Not Others? | B — Memory size: not the correct option here | C — Disk capacity: not the correct option here | D — Screen resolution: Display settings control resolution, scaling, and refresh rate. | ⚠️ Exam Trap: Read the exact question — the correct fact and its look-alike options are easy to interchange. | 💎 PNC Pearl: Processing speed → MIPS = millions of instructions per second</w:t>
       </w:r>
     </w:p>
     <w:p>
@@ -6289,7 +6289,7 @@
     </w:p>
     <w:p>
       <w:r>
-        <w:t>Solution: systemctl starts, stops, and enables services.</w:t>
+        <w:t>Solution: ✅ Correct Answer: A. Manage systemd services | 🧠 Explanation: systemctl starts, stops, and enables services. | ❌ Why Not Others? | B — Configure the screen: not the correct option here | C — Edit files: not the correct option here | D — Show routes: not the correct option here | ⚠️ Exam Trap: Read the exact question — the correct fact and its look-alike options are easy to interchange. | 💎 PNC Pearl: Manage systemd services → systemctl starts, stops, and enables services</w:t>
       </w:r>
     </w:p>
     <w:p>
@@ -6334,7 +6334,7 @@
     </w:p>
     <w:p>
       <w:r>
-        <w:t>Solution: The network layer (IP) handles routing.</w:t>
+        <w:t>Solution: ✅ Correct Answer: A. Network layer | 🧠 Explanation: The network layer (IP) handles routing. | ❌ Why Not Others? | B — Physical layer: not the correct option here | C — Presentation layer: not the correct option here | D — Session layer: not the correct option here | ⚠️ Exam Trap: Read the exact question — the correct fact and its look-alike options are easy to interchange. | 💎 PNC Pearl: Network layer → (IP) handles routing</w:t>
       </w:r>
     </w:p>
     <w:p>
@@ -6379,7 +6379,7 @@
     </w:p>
     <w:p>
       <w:r>
-        <w:t>Solution: DROP TABLE removes the table and its structure.</w:t>
+        <w:t>Solution: ✅ Correct Answer: A. DROP | 🧠 Explanation: DROP TABLE removes the table and its structure. | ❌ Why Not Others? | B — DELETE: del removes files from the command prompt. | C — UPDATE: Microsoft releases patches on the second Tuesday monthly. | D — SELECT: Queries and returns rows from a table. | ⚠️ Exam Trap: Read the exact question — the correct fact and its look-alike options are easy to interchange. | 💎 PNC Pearl: DROP → TABLE removes the table and its structure</w:t>
       </w:r>
     </w:p>
     <w:p>
@@ -6424,7 +6424,7 @@
     </w:p>
     <w:p>
       <w:r>
-        <w:t>Solution: Graphics tablets capture pen input for digital art.</w:t>
+        <w:t>Solution: ✅ Correct Answer: A. Digital artists for drawing | 🧠 Explanation: Graphics tablets capture pen input for digital art. | ❌ Why Not Others? | B — Typists only: not the correct option here | C — Gamers only: not the correct option here | D — Accountants only: not the correct option here | ⚠️ Exam Trap: Read the exact question — the correct fact and its look-alike options are easy to interchange. | 💎 PNC Pearl: Digital artists for drawing → Graphics tablets capture pen input for digital art</w:t>
       </w:r>
     </w:p>
     <w:p>
@@ -6469,7 +6469,7 @@
     </w:p>
     <w:p>
       <w:r>
-        <w:t>Solution: The registry is split into root keys called hives.</w:t>
+        <w:t>Solution: ✅ Correct Answer: A. Hives (e.g., HKLM, HKCU) | 🧠 Explanation: The registry is split into root keys called hives. | ❌ Why Not Others? | B — Tables: Relational databases (MySQL, Oracle) organize data into tables. | C — Sheets: CSS styles the presentation of HTML documents. | D — Sectors: not the correct option here | ⚠️ Exam Trap: Read the exact question — the correct fact and its look-alike options are easy to interchange. | 💎 PNC Pearl: Hives (e.g., HKLM, HKCU) → The registry is split into root keys called hives</w:t>
       </w:r>
     </w:p>
     <w:p>
@@ -6514,7 +6514,7 @@
     </w:p>
     <w:p>
       <w:r>
-        <w:t>Solution: A foreign key links tables by referencing another table's primary key.</w:t>
+        <w:t>Solution: ✅ Correct Answer: A. Refers to the primary key of another table | 🧠 Explanation: A foreign key links tables by referencing another table's primary key. | ❌ Why Not Others? | B — Always contains numbers only: not the correct option here | C — Cannot be indexed: not the correct option here | D — Stores binary files: not the correct option here | ⚠️ Exam Trap: Read the exact question — the correct fact and its look-alike options are easy to interchange. | 💎 PNC Pearl: Refers to the primary key of another table → A foreign key links tables by referencing another table's primary key</w:t>
       </w:r>
     </w:p>
     <w:p>
@@ -6559,7 +6559,7 @@
     </w:p>
     <w:p>
       <w:r>
-        <w:t>Solution: SELECT queries and returns rows from a table.</w:t>
+        <w:t>Solution: ✅ Correct Answer: A. SELECT | 🧠 Explanation: SELECT queries and returns rows from a table. | ❌ Why Not Others? | B — DELETE: del removes files from the command prompt. | C — INSERT: Adds new rows to a table. | D — UPDATE: Microsoft releases patches on the second Tuesday monthly. | ⚠️ Exam Trap: Read the exact question — the correct fact and its look-alike options are easy to interchange. | 💎 PNC Pearl: SELECT → queries and returns rows from a table</w:t>
       </w:r>
     </w:p>
     <w:p>
@@ -6604,7 +6604,7 @@
     </w:p>
     <w:p>
       <w:r>
-        <w:t>Solution: Booting loads the operating system into memory.</w:t>
+        <w:t>Solution: ✅ Correct Answer: A. Booting | 🧠 Explanation: Booting loads the operating system into memory. | ❌ Why Not Others? | B — Loading: Browser cache speeds up repeated visits but may serve stale content. | C — Formatting: Prepares a disk with a file system. | D — Compiling: not the correct option here | ⚠️ Exam Trap: Read the exact question — the correct fact and its look-alike options are easy to interchange. | 💎 PNC Pearl: Booting → loads the operating system into memory</w:t>
       </w:r>
     </w:p>
     <w:p>
@@ -6649,7 +6649,7 @@
     </w:p>
     <w:p>
       <w:r>
-        <w:t>Solution: Dictionary attacks exploit weak, common passwords.</w:t>
+        <w:t>Solution: ✅ Correct Answer: A. Common words and passwords as guesses | 🧠 Explanation: Dictionary attacks exploit weak, common passwords. | ❌ Why Not Others? | B — Random characters only: not the correct option here | C — Hardware exploits: not the correct option here | D — Network floods: not the correct option here | ⚠️ Exam Trap: Read the exact question — the correct fact and its look-alike options are easy to interchange. | 💎 PNC Pearl: Common words and passwords as guesses → Dictionary attacks exploit weak, common passwords</w:t>
       </w:r>
     </w:p>
     <w:p>
@@ -6694,7 +6694,7 @@
     </w:p>
     <w:p>
       <w:r>
-        <w:t>Solution: Controllers determine purpose and means of processing.</w:t>
+        <w:t>Solution: ✅ Correct Answer: A. The entity deciding how data is processed | 🧠 Explanation: Controllers determine purpose and means of processing. | ❌ Why Not Others? | B — A hardware device: Drivers translate OS commands for specific hardware. | C — A cable: not the correct option here | D — A monitor: not the correct option here | ⚠️ Exam Trap: Read the exact question — the correct fact and its look-alike options are easy to interchange. | 💎 PNC Pearl: The entity deciding how data is processed → Controllers determine purpose and means of processing</w:t>
       </w:r>
     </w:p>
     <w:p>
@@ -6739,7 +6739,7 @@
     </w:p>
     <w:p>
       <w:r>
-        <w:t>Solution: The SP tracks the current stack position.</w:t>
+        <w:t>Solution: ✅ Correct Answer: A. The top of the stack in memory | 🧠 Explanation: The SP tracks the current stack position. | ❌ Why Not Others? | B — The bottom of the hard disk: not the correct option here | C — The CPU cache: not the correct option here | D — The network buffer: not the correct option here | ⚠️ Exam Trap: Read the exact question — the correct fact and its look-alike options are easy to interchange. | 💎 PNC Pearl: The top of the stack in memory → The SP tracks the current stack position</w:t>
       </w:r>
     </w:p>
     <w:p>
